--- a/fixtures/packs-2026-10-30/csm/banking/01_Company_CSM_Questionnaire.docx
+++ b/fixtures/packs-2026-10-30/csm/banking/01_Company_CSM_Questionnaire.docx
@@ -7,98 +7,193 @@
         <w:pStyle w:val="Title"/>
       </w:pPr>
       <w:r>
-        <w:rPr>
-          <w:color w:val="000000"/>
-        </w:rPr>
-        <w:t>South African banking company satisfaction questionnaire</w:t>
+        <w:t>South African banking company CSM questionnaire</w:t>
       </w:r>
     </w:p>
     <w:p>
       <w:r>
-        <w:t>Company tracker | Three synthetic waves | Version 3 additive expansion 30 October 2026</w:t>
+        <w:t>Collect one main provider relationship and one independently anchored recent task per current customer. This company instrument writes to Respondents in the Relationship workbook. The separate channel questionnaire measures latest experiences and must not duplicate these company answers.</w:t>
       </w:r>
     </w:p>
     <w:p>
-      <w:r>
-        <w:t>Measure the overall relationship with the customer’s main provider. Use this questionnaire with the three Relationship wave files. One row represents one customer in one wave. The separate Channel questionnaire measures recent experiences.</w:t>
+      <w:pPr>
+        <w:pStyle w:val="Heading1"/>
+        <w:pageBreakBefore w:val="0"/>
+      </w:pPr>
+      <w:r>
+        <w:t>Administration and interview flow</w:t>
       </w:r>
     </w:p>
     <w:p>
-      <w:pPr>
-        <w:pStyle w:val="Heading1"/>
-      </w:pPr>
-      <w:r>
-        <w:rPr>
-          <w:color w:val="000000"/>
-        </w:rPr>
-        <w:t>Population sample and recall</w:t>
+      <w:r>
+        <w:t>Adults aged 18 to 69 who currently use a personal banking account. Rate the bank used for most day to day banking, not every bank held. Exclude business only banking.</w:t>
       </w:r>
     </w:p>
     <w:p>
       <w:r>
-        <w:t>Adults 18–69 who currently use a personal banking account. Evaluate the bank used for most day-to-day banking, not every bank held. Exclude business-only banking.</w:t>
+        <w:t>The three independent waves have 1,000 current customers each: February 2026, June 2026 and October 2026. They are synthetic demonstration records, not actual customer feedback. Preserve supplied interview dates; wave labels are illustrative periods. These repeated cross sections are not a panel. Fixed provider allocations are not market shares.</w:t>
       </w:r>
     </w:p>
     <w:p>
       <w:r>
-        <w:t>Each wave has 1,000 independent current customers. February, June and October 2026 are illustrative waves. Company ratings refer to the past three months or since joining if shorter. The channel-use screen supplies customer-level usage flags, not detailed interaction ratings.</w:t>
+        <w:t>Administer eligibility, company relationship, loyalty, complaints, channel use, the independently anchored recent task and eligible competitor follow up, then demographics. Complete company measures before the detailed separate channel questionnaire to avoid priming. One person remains one customer regardless of how many channels they use.</w:t>
       </w:r>
     </w:p>
     <w:p>
       <w:r>
-        <w:t>The historical Ask Afrika Word attachment is a general questionnaire template with several unrelated examples, not a CSM-specific instrument. Its question/routing conventions inform the format. The earlier workbook supplies the company/call-centre split, IVR, process audit, service drivers and loyalty concepts. Neither file is overwritten.</w:t>
+        <w:t>Read the exact question and response labels. Ask, Store and Programming text is for interviewers and programmers. Question IDs and variable names are unprefixed in this separate format. Subitems sharing an ID are distinct responses. Establish consent and approved privacy information before real recruitment; do not collect identifying text.</w:t>
       </w:r>
     </w:p>
     <w:p>
-      <w:pPr>
-        <w:pStyle w:val="Heading2"/>
-      </w:pPr>
-      <w:r>
-        <w:rPr>
-          <w:color w:val="000000"/>
-        </w:rPr>
-        <w:t>S1 How old are you, and do you currently use an eligible personal service?</w:t>
+      <w:r>
+        <w:t>The expanded modules are included in the testing base. For real fieldwork, scope and pilot the emotion and detailed call centre modules as optional additions; do not silently remove fields from the testing schema. Blank is a structural skip. Codes 98, 99 and pending 9 retain their item specific meaning and are not valid scale scores. Valid zeroes remain zero.</w:t>
       </w:r>
     </w:p>
     <w:p>
       <w:pPr>
-        <w:keepNext/>
-      </w:pPr>
-      <w:r>
-        <w:t>Response: Age plus eligibility. Ask: all.</w:t>
+        <w:pStyle w:val="Heading1"/>
+        <w:pageBreakBefore w:val="0"/>
+      </w:pPr>
+      <w:r>
+        <w:t>Eligibility and shared context</w:t>
       </w:r>
     </w:p>
     <w:p>
-      <w:r>
-        <w:t>Codes and programming: Age 18–69 and current service required. Record main company code and stable anonymous text respondent_id. No names, accounts, policy or phone numbers.</w:t>
+      <w:pPr>
+        <w:pStyle w:val="Heading2"/>
+        <w:keepNext/>
+        <w:spacing w:before="200" w:after="100"/>
+      </w:pPr>
+      <w:r>
+        <w:t>Age and current service eligibility</w:t>
+      </w:r>
+    </w:p>
+    <w:p>
+      <w:pPr>
+        <w:keepNext/>
+      </w:pPr>
+      <w:r>
+        <w:rPr>
+          <w:b/>
+        </w:rPr>
+        <w:t xml:space="preserve">S1  How old are you? Do you currently use an eligible personal service in this sector?</w:t>
+      </w:r>
+      <w:r>
+        <w:t/>
+      </w:r>
+    </w:p>
+    <w:p>
+      <w:pPr>
+        <w:keepNext/>
+      </w:pPr>
+      <w:r>
+        <w:t>Ask: all potential participants  Store: age.</w:t>
+      </w:r>
+    </w:p>
+    <w:p>
+      <w:pPr>
+        <w:keepNext/>
+      </w:pPr>
+      <w:r>
+        <w:t>Responses: Age in whole years. Eligibility screen: Yes or No.</w:t>
+      </w:r>
+    </w:p>
+    <w:p>
+      <w:r>
+        <w:t>Programming: Continue only for age 18–69 and current eligible service. Eligibility is an administrative screen, not an added data column. Derive age_band as 1 age 18–24, 2 age 25–34, 3 age 35–49, 4 age 50–69. Assign anonymous text respondent_id; do not convert it to a number.</w:t>
+      </w:r>
+    </w:p>
+    <w:p>
+      <w:pPr>
+        <w:pStyle w:val="Heading2"/>
+        <w:keepNext/>
+        <w:spacing w:before="200" w:after="100"/>
+      </w:pPr>
+      <w:r>
+        <w:t>Main provider and tenure</w:t>
+      </w:r>
+    </w:p>
+    <w:p>
+      <w:pPr>
+        <w:keepNext/>
+      </w:pPr>
+      <w:r>
+        <w:rPr>
+          <w:b/>
+        </w:rPr>
+        <w:t xml:space="preserve">S2  Which company do you use most? How many months have you used it?</w:t>
+      </w:r>
+      <w:r>
+        <w:t/>
+      </w:r>
+    </w:p>
+    <w:p>
+      <w:pPr>
+        <w:keepNext/>
+      </w:pPr>
+      <w:r>
+        <w:t>Ask: eligible current customers  Store: company; tenure_months.</w:t>
+      </w:r>
+    </w:p>
+    <w:p>
+      <w:pPr>
+        <w:keepNext/>
+      </w:pPr>
+      <w:r>
+        <w:t>Responses: 1 FNB; 2 Standard Bank; 3 Absa; 4 Nedbank; 5 Capitec; 6 Discovery Bank; 7 GoTyme Bank (formerly TymeBank). Tenure: number of months.</w:t>
+      </w:r>
+    </w:p>
+    <w:p>
+      <w:r>
+        <w:t>Programming: Use the main provider definition above for all later [COMPANY] questions. Ask tenure separately after selecting the provider.</w:t>
       </w:r>
     </w:p>
     <w:tbl>
       <w:tblPr>
-        <w:tblStyle w:val="LightShading-Accent1"/>
         <w:tblW w:type="auto" w:w="0"/>
+        <w:jc w:val="center"/>
+        <w:tblLayout w:type="fixed"/>
         <w:tblLook w:firstColumn="1" w:firstRow="1" w:lastColumn="0" w:lastRow="0" w:noHBand="0" w:noVBand="1" w:val="04A0"/>
+        <w:tblBorders>
+          <w:top w:val="single" w:sz="4" w:color="D9D9D9"/>
+          <w:left w:val="single" w:sz="4" w:color="D9D9D9"/>
+          <w:bottom w:val="single" w:sz="4" w:color="D9D9D9"/>
+          <w:right w:val="single" w:sz="4" w:color="D9D9D9"/>
+          <w:insideH w:val="single" w:sz="4" w:color="D9D9D9"/>
+          <w:insideV w:val="single" w:sz="4" w:color="D9D9D9"/>
+        </w:tblBorders>
       </w:tblPr>
       <w:tblGrid>
-        <w:gridCol w:w="3360"/>
-        <w:gridCol w:w="3360"/>
-        <w:gridCol w:w="3360"/>
+        <w:gridCol w:w="792"/>
+        <w:gridCol w:w="7056"/>
+        <w:gridCol w:w="2232"/>
       </w:tblGrid>
       <w:tr>
         <w:trPr>
+          <w:cantSplit/>
           <w:tblHeader/>
         </w:trPr>
         <w:tc>
           <w:tcPr>
-            <w:tcW w:type="dxa" w:w="3360"/>
+            <w:tcW w:type="dxa" w:w="792"/>
+            <w:vAlign w:val="center"/>
+            <w:tcMar>
+              <w:top w:w="75" w:type="dxa"/>
+              <w:left w:w="75" w:type="dxa"/>
+              <w:bottom w:w="75" w:type="dxa"/>
+              <w:right w:w="75" w:type="dxa"/>
+            </w:tcMar>
+            <w:shd w:fill="E8EEF3"/>
           </w:tcPr>
           <w:p>
             <w:pPr>
-              <w:spacing w:after="60"/>
+              <w:spacing w:after="60" w:before="60"/>
+              <w:jc w:val="center"/>
             </w:pPr>
             <w:r>
               <w:rPr>
-                <w:sz w:val="18"/>
+                <w:b/>
+                <w:sz w:val="20"/>
               </w:rPr>
               <w:t>Code</w:t>
             </w:r>
@@ -106,49 +201,78 @@
         </w:tc>
         <w:tc>
           <w:tcPr>
-            <w:tcW w:type="dxa" w:w="3360"/>
+            <w:tcW w:type="dxa" w:w="7056"/>
+            <w:vAlign w:val="center"/>
+            <w:tcMar>
+              <w:top w:w="75" w:type="dxa"/>
+              <w:left w:w="75" w:type="dxa"/>
+              <w:bottom w:w="75" w:type="dxa"/>
+              <w:right w:w="75" w:type="dxa"/>
+            </w:tcMar>
+            <w:shd w:fill="E8EEF3"/>
           </w:tcPr>
           <w:p>
             <w:pPr>
-              <w:spacing w:after="60"/>
+              <w:spacing w:after="60" w:before="60"/>
             </w:pPr>
             <w:r>
               <w:rPr>
-                <w:sz w:val="18"/>
+                <w:b/>
+                <w:sz w:val="20"/>
               </w:rPr>
-              <w:t>Main company</w:t>
+              <w:t>Main provider</w:t>
             </w:r>
           </w:p>
         </w:tc>
         <w:tc>
           <w:tcPr>
-            <w:tcW w:type="dxa" w:w="3360"/>
+            <w:tcW w:type="dxa" w:w="2232"/>
+            <w:vAlign w:val="center"/>
+            <w:tcMar>
+              <w:top w:w="75" w:type="dxa"/>
+              <w:left w:w="75" w:type="dxa"/>
+              <w:bottom w:w="75" w:type="dxa"/>
+              <w:right w:w="75" w:type="dxa"/>
+            </w:tcMar>
+            <w:shd w:fill="E8EEF3"/>
           </w:tcPr>
           <w:p>
             <w:pPr>
-              <w:spacing w:after="60"/>
+              <w:spacing w:after="60" w:before="60"/>
             </w:pPr>
             <w:r>
               <w:rPr>
-                <w:sz w:val="18"/>
+                <w:b/>
+                <w:sz w:val="20"/>
               </w:rPr>
-              <w:t>Allocated cases per wave</w:t>
+              <w:t>Cases per wave</w:t>
             </w:r>
           </w:p>
         </w:tc>
       </w:tr>
       <w:tr>
+        <w:trPr>
+          <w:cantSplit/>
+        </w:trPr>
         <w:tc>
           <w:tcPr>
-            <w:tcW w:type="dxa" w:w="3360"/>
+            <w:tcW w:type="dxa" w:w="792"/>
+            <w:vAlign w:val="center"/>
+            <w:tcMar>
+              <w:top w:w="75" w:type="dxa"/>
+              <w:left w:w="75" w:type="dxa"/>
+              <w:bottom w:w="75" w:type="dxa"/>
+              <w:right w:w="75" w:type="dxa"/>
+            </w:tcMar>
           </w:tcPr>
           <w:p>
             <w:pPr>
-              <w:spacing w:after="60"/>
+              <w:spacing w:after="60" w:before="60"/>
+              <w:jc w:val="center"/>
             </w:pPr>
             <w:r>
               <w:rPr>
-                <w:sz w:val="18"/>
+                <w:sz w:val="20"/>
               </w:rPr>
               <w:t>1</w:t>
             </w:r>
@@ -156,15 +280,22 @@
         </w:tc>
         <w:tc>
           <w:tcPr>
-            <w:tcW w:type="dxa" w:w="3360"/>
+            <w:tcW w:type="dxa" w:w="7056"/>
+            <w:vAlign w:val="center"/>
+            <w:tcMar>
+              <w:top w:w="75" w:type="dxa"/>
+              <w:left w:w="75" w:type="dxa"/>
+              <w:bottom w:w="75" w:type="dxa"/>
+              <w:right w:w="75" w:type="dxa"/>
+            </w:tcMar>
           </w:tcPr>
           <w:p>
             <w:pPr>
-              <w:spacing w:after="60"/>
+              <w:spacing w:after="60" w:before="60"/>
             </w:pPr>
             <w:r>
               <w:rPr>
-                <w:sz w:val="18"/>
+                <w:sz w:val="20"/>
               </w:rPr>
               <w:t>FNB</w:t>
             </w:r>
@@ -172,15 +303,22 @@
         </w:tc>
         <w:tc>
           <w:tcPr>
-            <w:tcW w:type="dxa" w:w="3360"/>
+            <w:tcW w:type="dxa" w:w="2232"/>
+            <w:vAlign w:val="center"/>
+            <w:tcMar>
+              <w:top w:w="75" w:type="dxa"/>
+              <w:left w:w="75" w:type="dxa"/>
+              <w:bottom w:w="75" w:type="dxa"/>
+              <w:right w:w="75" w:type="dxa"/>
+            </w:tcMar>
           </w:tcPr>
           <w:p>
             <w:pPr>
-              <w:spacing w:after="60"/>
+              <w:spacing w:after="60" w:before="60"/>
             </w:pPr>
             <w:r>
               <w:rPr>
-                <w:sz w:val="18"/>
+                <w:sz w:val="20"/>
               </w:rPr>
               <w:t>200</w:t>
             </w:r>
@@ -188,17 +326,28 @@
         </w:tc>
       </w:tr>
       <w:tr>
+        <w:trPr>
+          <w:cantSplit/>
+        </w:trPr>
         <w:tc>
           <w:tcPr>
-            <w:tcW w:type="dxa" w:w="3360"/>
+            <w:tcW w:type="dxa" w:w="792"/>
+            <w:vAlign w:val="center"/>
+            <w:tcMar>
+              <w:top w:w="75" w:type="dxa"/>
+              <w:left w:w="75" w:type="dxa"/>
+              <w:bottom w:w="75" w:type="dxa"/>
+              <w:right w:w="75" w:type="dxa"/>
+            </w:tcMar>
           </w:tcPr>
           <w:p>
             <w:pPr>
-              <w:spacing w:after="60"/>
+              <w:spacing w:after="60" w:before="60"/>
+              <w:jc w:val="center"/>
             </w:pPr>
             <w:r>
               <w:rPr>
-                <w:sz w:val="18"/>
+                <w:sz w:val="20"/>
               </w:rPr>
               <w:t>2</w:t>
             </w:r>
@@ -206,15 +355,22 @@
         </w:tc>
         <w:tc>
           <w:tcPr>
-            <w:tcW w:type="dxa" w:w="3360"/>
+            <w:tcW w:type="dxa" w:w="7056"/>
+            <w:vAlign w:val="center"/>
+            <w:tcMar>
+              <w:top w:w="75" w:type="dxa"/>
+              <w:left w:w="75" w:type="dxa"/>
+              <w:bottom w:w="75" w:type="dxa"/>
+              <w:right w:w="75" w:type="dxa"/>
+            </w:tcMar>
           </w:tcPr>
           <w:p>
             <w:pPr>
-              <w:spacing w:after="60"/>
+              <w:spacing w:after="60" w:before="60"/>
             </w:pPr>
             <w:r>
               <w:rPr>
-                <w:sz w:val="18"/>
+                <w:sz w:val="20"/>
               </w:rPr>
               <w:t>Standard Bank</w:t>
             </w:r>
@@ -222,15 +378,22 @@
         </w:tc>
         <w:tc>
           <w:tcPr>
-            <w:tcW w:type="dxa" w:w="3360"/>
+            <w:tcW w:type="dxa" w:w="2232"/>
+            <w:vAlign w:val="center"/>
+            <w:tcMar>
+              <w:top w:w="75" w:type="dxa"/>
+              <w:left w:w="75" w:type="dxa"/>
+              <w:bottom w:w="75" w:type="dxa"/>
+              <w:right w:w="75" w:type="dxa"/>
+            </w:tcMar>
           </w:tcPr>
           <w:p>
             <w:pPr>
-              <w:spacing w:after="60"/>
+              <w:spacing w:after="60" w:before="60"/>
             </w:pPr>
             <w:r>
               <w:rPr>
-                <w:sz w:val="18"/>
+                <w:sz w:val="20"/>
               </w:rPr>
               <w:t>160</w:t>
             </w:r>
@@ -238,17 +401,28 @@
         </w:tc>
       </w:tr>
       <w:tr>
+        <w:trPr>
+          <w:cantSplit/>
+        </w:trPr>
         <w:tc>
           <w:tcPr>
-            <w:tcW w:type="dxa" w:w="3360"/>
+            <w:tcW w:type="dxa" w:w="792"/>
+            <w:vAlign w:val="center"/>
+            <w:tcMar>
+              <w:top w:w="75" w:type="dxa"/>
+              <w:left w:w="75" w:type="dxa"/>
+              <w:bottom w:w="75" w:type="dxa"/>
+              <w:right w:w="75" w:type="dxa"/>
+            </w:tcMar>
           </w:tcPr>
           <w:p>
             <w:pPr>
-              <w:spacing w:after="60"/>
+              <w:spacing w:after="60" w:before="60"/>
+              <w:jc w:val="center"/>
             </w:pPr>
             <w:r>
               <w:rPr>
-                <w:sz w:val="18"/>
+                <w:sz w:val="20"/>
               </w:rPr>
               <w:t>3</w:t>
             </w:r>
@@ -256,15 +430,22 @@
         </w:tc>
         <w:tc>
           <w:tcPr>
-            <w:tcW w:type="dxa" w:w="3360"/>
+            <w:tcW w:type="dxa" w:w="7056"/>
+            <w:vAlign w:val="center"/>
+            <w:tcMar>
+              <w:top w:w="75" w:type="dxa"/>
+              <w:left w:w="75" w:type="dxa"/>
+              <w:bottom w:w="75" w:type="dxa"/>
+              <w:right w:w="75" w:type="dxa"/>
+            </w:tcMar>
           </w:tcPr>
           <w:p>
             <w:pPr>
-              <w:spacing w:after="60"/>
+              <w:spacing w:after="60" w:before="60"/>
             </w:pPr>
             <w:r>
               <w:rPr>
-                <w:sz w:val="18"/>
+                <w:sz w:val="20"/>
               </w:rPr>
               <w:t>Absa</w:t>
             </w:r>
@@ -272,15 +453,22 @@
         </w:tc>
         <w:tc>
           <w:tcPr>
-            <w:tcW w:type="dxa" w:w="3360"/>
+            <w:tcW w:type="dxa" w:w="2232"/>
+            <w:vAlign w:val="center"/>
+            <w:tcMar>
+              <w:top w:w="75" w:type="dxa"/>
+              <w:left w:w="75" w:type="dxa"/>
+              <w:bottom w:w="75" w:type="dxa"/>
+              <w:right w:w="75" w:type="dxa"/>
+            </w:tcMar>
           </w:tcPr>
           <w:p>
             <w:pPr>
-              <w:spacing w:after="60"/>
+              <w:spacing w:after="60" w:before="60"/>
             </w:pPr>
             <w:r>
               <w:rPr>
-                <w:sz w:val="18"/>
+                <w:sz w:val="20"/>
               </w:rPr>
               <w:t>150</w:t>
             </w:r>
@@ -288,17 +476,28 @@
         </w:tc>
       </w:tr>
       <w:tr>
+        <w:trPr>
+          <w:cantSplit/>
+        </w:trPr>
         <w:tc>
           <w:tcPr>
-            <w:tcW w:type="dxa" w:w="3360"/>
+            <w:tcW w:type="dxa" w:w="792"/>
+            <w:vAlign w:val="center"/>
+            <w:tcMar>
+              <w:top w:w="75" w:type="dxa"/>
+              <w:left w:w="75" w:type="dxa"/>
+              <w:bottom w:w="75" w:type="dxa"/>
+              <w:right w:w="75" w:type="dxa"/>
+            </w:tcMar>
           </w:tcPr>
           <w:p>
             <w:pPr>
-              <w:spacing w:after="60"/>
+              <w:spacing w:after="60" w:before="60"/>
+              <w:jc w:val="center"/>
             </w:pPr>
             <w:r>
               <w:rPr>
-                <w:sz w:val="18"/>
+                <w:sz w:val="20"/>
               </w:rPr>
               <w:t>4</w:t>
             </w:r>
@@ -306,15 +505,22 @@
         </w:tc>
         <w:tc>
           <w:tcPr>
-            <w:tcW w:type="dxa" w:w="3360"/>
+            <w:tcW w:type="dxa" w:w="7056"/>
+            <w:vAlign w:val="center"/>
+            <w:tcMar>
+              <w:top w:w="75" w:type="dxa"/>
+              <w:left w:w="75" w:type="dxa"/>
+              <w:bottom w:w="75" w:type="dxa"/>
+              <w:right w:w="75" w:type="dxa"/>
+            </w:tcMar>
           </w:tcPr>
           <w:p>
             <w:pPr>
-              <w:spacing w:after="60"/>
+              <w:spacing w:after="60" w:before="60"/>
             </w:pPr>
             <w:r>
               <w:rPr>
-                <w:sz w:val="18"/>
+                <w:sz w:val="20"/>
               </w:rPr>
               <w:t>Nedbank</w:t>
             </w:r>
@@ -322,15 +528,22 @@
         </w:tc>
         <w:tc>
           <w:tcPr>
-            <w:tcW w:type="dxa" w:w="3360"/>
+            <w:tcW w:type="dxa" w:w="2232"/>
+            <w:vAlign w:val="center"/>
+            <w:tcMar>
+              <w:top w:w="75" w:type="dxa"/>
+              <w:left w:w="75" w:type="dxa"/>
+              <w:bottom w:w="75" w:type="dxa"/>
+              <w:right w:w="75" w:type="dxa"/>
+            </w:tcMar>
           </w:tcPr>
           <w:p>
             <w:pPr>
-              <w:spacing w:after="60"/>
+              <w:spacing w:after="60" w:before="60"/>
             </w:pPr>
             <w:r>
               <w:rPr>
-                <w:sz w:val="18"/>
+                <w:sz w:val="20"/>
               </w:rPr>
               <w:t>140</w:t>
             </w:r>
@@ -338,17 +551,28 @@
         </w:tc>
       </w:tr>
       <w:tr>
+        <w:trPr>
+          <w:cantSplit/>
+        </w:trPr>
         <w:tc>
           <w:tcPr>
-            <w:tcW w:type="dxa" w:w="3360"/>
+            <w:tcW w:type="dxa" w:w="792"/>
+            <w:vAlign w:val="center"/>
+            <w:tcMar>
+              <w:top w:w="75" w:type="dxa"/>
+              <w:left w:w="75" w:type="dxa"/>
+              <w:bottom w:w="75" w:type="dxa"/>
+              <w:right w:w="75" w:type="dxa"/>
+            </w:tcMar>
           </w:tcPr>
           <w:p>
             <w:pPr>
-              <w:spacing w:after="60"/>
+              <w:spacing w:after="60" w:before="60"/>
+              <w:jc w:val="center"/>
             </w:pPr>
             <w:r>
               <w:rPr>
-                <w:sz w:val="18"/>
+                <w:sz w:val="20"/>
               </w:rPr>
               <w:t>5</w:t>
             </w:r>
@@ -356,15 +580,22 @@
         </w:tc>
         <w:tc>
           <w:tcPr>
-            <w:tcW w:type="dxa" w:w="3360"/>
+            <w:tcW w:type="dxa" w:w="7056"/>
+            <w:vAlign w:val="center"/>
+            <w:tcMar>
+              <w:top w:w="75" w:type="dxa"/>
+              <w:left w:w="75" w:type="dxa"/>
+              <w:bottom w:w="75" w:type="dxa"/>
+              <w:right w:w="75" w:type="dxa"/>
+            </w:tcMar>
           </w:tcPr>
           <w:p>
             <w:pPr>
-              <w:spacing w:after="60"/>
+              <w:spacing w:after="60" w:before="60"/>
             </w:pPr>
             <w:r>
               <w:rPr>
-                <w:sz w:val="18"/>
+                <w:sz w:val="20"/>
               </w:rPr>
               <w:t>Capitec</w:t>
             </w:r>
@@ -372,15 +603,22 @@
         </w:tc>
         <w:tc>
           <w:tcPr>
-            <w:tcW w:type="dxa" w:w="3360"/>
+            <w:tcW w:type="dxa" w:w="2232"/>
+            <w:vAlign w:val="center"/>
+            <w:tcMar>
+              <w:top w:w="75" w:type="dxa"/>
+              <w:left w:w="75" w:type="dxa"/>
+              <w:bottom w:w="75" w:type="dxa"/>
+              <w:right w:w="75" w:type="dxa"/>
+            </w:tcMar>
           </w:tcPr>
           <w:p>
             <w:pPr>
-              <w:spacing w:after="60"/>
+              <w:spacing w:after="60" w:before="60"/>
             </w:pPr>
             <w:r>
               <w:rPr>
-                <w:sz w:val="18"/>
+                <w:sz w:val="20"/>
               </w:rPr>
               <w:t>180</w:t>
             </w:r>
@@ -388,17 +626,28 @@
         </w:tc>
       </w:tr>
       <w:tr>
+        <w:trPr>
+          <w:cantSplit/>
+        </w:trPr>
         <w:tc>
           <w:tcPr>
-            <w:tcW w:type="dxa" w:w="3360"/>
+            <w:tcW w:type="dxa" w:w="792"/>
+            <w:vAlign w:val="center"/>
+            <w:tcMar>
+              <w:top w:w="75" w:type="dxa"/>
+              <w:left w:w="75" w:type="dxa"/>
+              <w:bottom w:w="75" w:type="dxa"/>
+              <w:right w:w="75" w:type="dxa"/>
+            </w:tcMar>
           </w:tcPr>
           <w:p>
             <w:pPr>
-              <w:spacing w:after="60"/>
+              <w:spacing w:after="60" w:before="60"/>
+              <w:jc w:val="center"/>
             </w:pPr>
             <w:r>
               <w:rPr>
-                <w:sz w:val="18"/>
+                <w:sz w:val="20"/>
               </w:rPr>
               <w:t>6</w:t>
             </w:r>
@@ -406,15 +655,22 @@
         </w:tc>
         <w:tc>
           <w:tcPr>
-            <w:tcW w:type="dxa" w:w="3360"/>
+            <w:tcW w:type="dxa" w:w="7056"/>
+            <w:vAlign w:val="center"/>
+            <w:tcMar>
+              <w:top w:w="75" w:type="dxa"/>
+              <w:left w:w="75" w:type="dxa"/>
+              <w:bottom w:w="75" w:type="dxa"/>
+              <w:right w:w="75" w:type="dxa"/>
+            </w:tcMar>
           </w:tcPr>
           <w:p>
             <w:pPr>
-              <w:spacing w:after="60"/>
+              <w:spacing w:after="60" w:before="60"/>
             </w:pPr>
             <w:r>
               <w:rPr>
-                <w:sz w:val="18"/>
+                <w:sz w:val="20"/>
               </w:rPr>
               <w:t>Discovery Bank</w:t>
             </w:r>
@@ -422,15 +678,22 @@
         </w:tc>
         <w:tc>
           <w:tcPr>
-            <w:tcW w:type="dxa" w:w="3360"/>
+            <w:tcW w:type="dxa" w:w="2232"/>
+            <w:vAlign w:val="center"/>
+            <w:tcMar>
+              <w:top w:w="75" w:type="dxa"/>
+              <w:left w:w="75" w:type="dxa"/>
+              <w:bottom w:w="75" w:type="dxa"/>
+              <w:right w:w="75" w:type="dxa"/>
+            </w:tcMar>
           </w:tcPr>
           <w:p>
             <w:pPr>
-              <w:spacing w:after="60"/>
+              <w:spacing w:after="60" w:before="60"/>
             </w:pPr>
             <w:r>
               <w:rPr>
-                <w:sz w:val="18"/>
+                <w:sz w:val="20"/>
               </w:rPr>
               <w:t>90</w:t>
             </w:r>
@@ -438,17 +701,28 @@
         </w:tc>
       </w:tr>
       <w:tr>
+        <w:trPr>
+          <w:cantSplit/>
+        </w:trPr>
         <w:tc>
           <w:tcPr>
-            <w:tcW w:type="dxa" w:w="3360"/>
+            <w:tcW w:type="dxa" w:w="792"/>
+            <w:vAlign w:val="center"/>
+            <w:tcMar>
+              <w:top w:w="75" w:type="dxa"/>
+              <w:left w:w="75" w:type="dxa"/>
+              <w:bottom w:w="75" w:type="dxa"/>
+              <w:right w:w="75" w:type="dxa"/>
+            </w:tcMar>
           </w:tcPr>
           <w:p>
             <w:pPr>
-              <w:spacing w:after="60"/>
+              <w:spacing w:after="60" w:before="60"/>
+              <w:jc w:val="center"/>
             </w:pPr>
             <w:r>
               <w:rPr>
-                <w:sz w:val="18"/>
+                <w:sz w:val="20"/>
               </w:rPr>
               <w:t>7</w:t>
             </w:r>
@@ -456,15 +730,22 @@
         </w:tc>
         <w:tc>
           <w:tcPr>
-            <w:tcW w:type="dxa" w:w="3360"/>
+            <w:tcW w:type="dxa" w:w="7056"/>
+            <w:vAlign w:val="center"/>
+            <w:tcMar>
+              <w:top w:w="75" w:type="dxa"/>
+              <w:left w:w="75" w:type="dxa"/>
+              <w:bottom w:w="75" w:type="dxa"/>
+              <w:right w:w="75" w:type="dxa"/>
+            </w:tcMar>
           </w:tcPr>
           <w:p>
             <w:pPr>
-              <w:spacing w:after="60"/>
+              <w:spacing w:after="60" w:before="60"/>
             </w:pPr>
             <w:r>
               <w:rPr>
-                <w:sz w:val="18"/>
+                <w:sz w:val="20"/>
               </w:rPr>
               <w:t>GoTyme Bank (formerly TymeBank)</w:t>
             </w:r>
@@ -472,15 +753,22 @@
         </w:tc>
         <w:tc>
           <w:tcPr>
-            <w:tcW w:type="dxa" w:w="3360"/>
+            <w:tcW w:type="dxa" w:w="2232"/>
+            <w:vAlign w:val="center"/>
+            <w:tcMar>
+              <w:top w:w="75" w:type="dxa"/>
+              <w:left w:w="75" w:type="dxa"/>
+              <w:bottom w:w="75" w:type="dxa"/>
+              <w:right w:w="75" w:type="dxa"/>
+            </w:tcMar>
           </w:tcPr>
           <w:p>
             <w:pPr>
-              <w:spacing w:after="60"/>
+              <w:spacing w:after="60" w:before="60"/>
             </w:pPr>
             <w:r>
               <w:rPr>
-                <w:sz w:val="18"/>
+                <w:sz w:val="20"/>
               </w:rPr>
               <w:t>80</w:t>
             </w:r>
@@ -489,38 +777,40 @@
       </w:tr>
     </w:tbl>
     <w:p>
-      <w:pPr>
-        <w:pStyle w:val="Heading2"/>
-      </w:pPr>
-      <w:r>
-        <w:rPr>
-          <w:color w:val="000000"/>
-        </w:rPr>
-        <w:t>S2 Which company do you use most, and how long have you used it?</w:t>
+      <w:r>
+        <w:t>These fixed allocations describe the supplied fixture only. They are not population shares or approved production quotas.</w:t>
       </w:r>
     </w:p>
     <w:p>
       <w:pPr>
+        <w:pStyle w:val="Heading2"/>
         <w:keepNext/>
-      </w:pPr>
-      <w:r>
-        <w:t>Response: Single response and numeric. Ask: current customers.</w:t>
+        <w:spacing w:before="200" w:after="100"/>
+      </w:pPr>
+      <w:r>
+        <w:t>Products and service types</w:t>
       </w:r>
     </w:p>
     <w:p>
-      <w:r>
-        <w:t>Codes and programming: company codes above; tenure_months. This is a main-provider customer sample, not a brand-awareness sample.</w:t>
+      <w:pPr>
+        <w:keepNext/>
+      </w:pPr>
+      <w:r>
+        <w:rPr>
+          <w:b/>
+        </w:rPr>
+        <w:t xml:space="preserve">S3  Which products or service types do you currently use? Select all that apply.</w:t>
+      </w:r>
+      <w:r>
+        <w:t/>
       </w:r>
     </w:p>
     <w:p>
       <w:pPr>
-        <w:pStyle w:val="Heading2"/>
-      </w:pPr>
-      <w:r>
-        <w:rPr>
-          <w:color w:val="000000"/>
-        </w:rPr>
-        <w:t>S3 Which products or service types do you currently use?</w:t>
+        <w:keepNext/>
+      </w:pPr>
+      <w:r>
+        <w:t>Ask: all eligible customers  Store: product_p01 to product_p04.</w:t>
       </w:r>
     </w:p>
     <w:p>
@@ -528,39 +818,36 @@
         <w:keepNext/>
       </w:pPr>
       <w:r>
-        <w:t>Response: Multiple response. Ask: all eligible.</w:t>
+        <w:t>Responses: 1 Transactional account; 2 Savings or investment account; 3 Credit card; 4 Loan or credit facility. Each field: 0 No; 1 Yes.</w:t>
       </w:r>
     </w:p>
     <w:p>
       <w:r>
-        <w:t>Codes and programming: product_p01–p04: Transactional account; Savings or investment account; Credit card; Loan or credit facility. 1 Selected; 0 Not selected. At least one. Membership stored explicitly.</w:t>
+        <w:t>Programming: At least one selection is required. Preserve every product flag.</w:t>
       </w:r>
     </w:p>
     <w:p>
       <w:pPr>
         <w:pStyle w:val="Heading1"/>
-      </w:pPr>
-      <w:r>
-        <w:rPr>
-          <w:color w:val="000000"/>
-        </w:rPr>
+        <w:pageBreakBefore w:val="0"/>
+      </w:pPr>
+      <w:r>
         <w:t>Overall company relationship</w:t>
       </w:r>
     </w:p>
     <w:p>
       <w:r>
-        <w:t>Ask overall company questions before any detailed channel questionnaire. Rate the whole relationship, not only a recent call. Show full scale labels. Code 99 means Do not know and is excluded from valid rating bases.</w:t>
+        <w:t>Ask these questions about the whole relationship during the past three months, or since joining if shorter. Do not prime the respondent with detailed channel questions first.</w:t>
       </w:r>
     </w:p>
     <w:p>
       <w:pPr>
         <w:pStyle w:val="Heading2"/>
-      </w:pPr>
-      <w:r>
-        <w:rPr>
-          <w:color w:val="000000"/>
-        </w:rPr>
-        <w:t>R1 Overall, considering your experience with [COMPANY] during the past three months, how satisfied are you?</w:t>
+        <w:keepNext/>
+        <w:spacing w:before="200" w:after="100"/>
+      </w:pPr>
+      <w:r>
+        <w:t>Overall company satisfaction</w:t>
       </w:r>
     </w:p>
     <w:p>
@@ -568,47 +855,58 @@
         <w:keepNext/>
       </w:pPr>
       <w:r>
-        <w:t>Response: Single response five-point. Ask: all customers.</w:t>
+        <w:rPr>
+          <w:b/>
+        </w:rPr>
+        <w:t xml:space="preserve">R1  Overall, considering your experience with [COMPANY] during the past three months or since joining if shorter, how satisfied are you?</w:t>
+      </w:r>
+      <w:r>
+        <w:t/>
       </w:r>
     </w:p>
     <w:p>
-      <w:r>
-        <w:t>Codes and programming: company_csat5: 1 Very dissatisfied; 2 Dissatisfied; 3 Neither; 4 Satisfied; 5 Very satisfied; 99 Do not know. Top two box is 4 or 5, top box is 5, bottom two box is 1 or 2. Retain all five categories.</w:t>
+      <w:pPr>
+        <w:keepNext/>
+      </w:pPr>
+      <w:r>
+        <w:t>Ask: all customers  Store: company_csat5.</w:t>
       </w:r>
     </w:p>
     <w:p>
-      <w:pPr>
-        <w:pStyle w:val="Heading2"/>
-      </w:pPr>
-      <w:r>
-        <w:rPr>
-          <w:color w:val="000000"/>
-        </w:rPr>
-        <w:t>R2 How has [COMPANY] performed compared with what you expected?</w:t>
+      <w:r>
+        <w:t>Responses: 1 Very dissatisfied; 2 Dissatisfied; 3 Neither satisfied nor dissatisfied; 4 Satisfied; 5 Very satisfied; 99 Do not know.</w:t>
       </w:r>
     </w:p>
     <w:p>
       <w:pPr>
+        <w:pStyle w:val="Heading2"/>
         <w:keepNext/>
-      </w:pPr>
-      <w:r>
-        <w:t>Response: Single response five-point. Ask: all.</w:t>
+        <w:spacing w:before="200" w:after="100"/>
+      </w:pPr>
+      <w:r>
+        <w:t>Performance compared with expectations</w:t>
       </w:r>
     </w:p>
     <w:p>
-      <w:r>
-        <w:t>Codes and programming: company_expectations5: 1 Much worse; 2 Worse; 3 About as expected; 4 Better; 5 Much better; 99 Do not know. Top two means exceeds expectations, not satisfied.</w:t>
+      <w:pPr>
+        <w:keepNext/>
+      </w:pPr>
+      <w:r>
+        <w:rPr>
+          <w:b/>
+        </w:rPr>
+        <w:t xml:space="preserve">R2  How has [COMPANY] performed compared with what you expected?</w:t>
+      </w:r>
+      <w:r>
+        <w:t/>
       </w:r>
     </w:p>
     <w:p>
       <w:pPr>
-        <w:pStyle w:val="Heading2"/>
-      </w:pPr>
-      <w:r>
-        <w:rPr>
-          <w:color w:val="000000"/>
-        </w:rPr>
-        <w:t>R3 How would you rate [COMPANY] on each aspect below?</w:t>
+        <w:keepNext/>
+      </w:pPr>
+      <w:r>
+        <w:t>Ask: all customers  Store: company_expectations5.</w:t>
       </w:r>
     </w:p>
     <w:p>
@@ -616,39 +914,104 @@
         <w:keepNext/>
       </w:pPr>
       <w:r>
-        <w:t>Response: Performance grid. Ask: all.</w:t>
+        <w:t>Responses: 1 Much worse; 2 Worse; 3 As expected; 4 Better; 5 Much better; 99 Do not know.</w:t>
       </w:r>
     </w:p>
     <w:p>
       <w:r>
-        <w:t>Codes and programming: company_driver_d01–d06: 1 Very poor; 2 Poor; 3 Adequate; 4 Good; 5 Excellent; 98 Not applicable; 99 Do not know. These are performance ratings, not satisfaction or agreement scores.</w:t>
+        <w:t>Programming: This measures expectations comparison, not satisfaction.</w:t>
+      </w:r>
+    </w:p>
+    <w:p>
+      <w:pPr>
+        <w:pStyle w:val="Heading2"/>
+        <w:keepNext/>
+        <w:spacing w:before="200" w:after="100"/>
+      </w:pPr>
+      <w:r>
+        <w:t>Company performance grid</w:t>
+      </w:r>
+    </w:p>
+    <w:p>
+      <w:pPr>
+        <w:keepNext/>
+      </w:pPr>
+      <w:r>
+        <w:rPr>
+          <w:b/>
+        </w:rPr>
+        <w:t xml:space="preserve">R3  How would you rate [COMPANY] on each aspect below?</w:t>
+      </w:r>
+      <w:r>
+        <w:t/>
+      </w:r>
+    </w:p>
+    <w:p>
+      <w:pPr>
+        <w:keepNext/>
+      </w:pPr>
+      <w:r>
+        <w:t>Ask: all customers  Store: company_driver_d01 to company_driver_d06.</w:t>
+      </w:r>
+    </w:p>
+    <w:p>
+      <w:pPr>
+        <w:keepNext/>
+      </w:pPr>
+      <w:r>
+        <w:t>Responses: 1 Very poor; 2 Poor; 3 Adequate; 4 Good; 5 Excellent; 98 Not applicable; 99 Do not know.</w:t>
+      </w:r>
+    </w:p>
+    <w:p>
+      <w:r>
+        <w:t>Programming: Ask each aspect separately and keep the displayed aspect wording unchanged.</w:t>
       </w:r>
     </w:p>
     <w:tbl>
       <w:tblPr>
-        <w:tblStyle w:val="LightShading-Accent1"/>
         <w:tblW w:type="auto" w:w="0"/>
+        <w:jc w:val="center"/>
+        <w:tblLayout w:type="fixed"/>
         <w:tblLook w:firstColumn="1" w:firstRow="1" w:lastColumn="0" w:lastRow="0" w:noHBand="0" w:noVBand="1" w:val="04A0"/>
+        <w:tblBorders>
+          <w:top w:val="single" w:sz="4" w:color="D9D9D9"/>
+          <w:left w:val="single" w:sz="4" w:color="D9D9D9"/>
+          <w:bottom w:val="single" w:sz="4" w:color="D9D9D9"/>
+          <w:right w:val="single" w:sz="4" w:color="D9D9D9"/>
+          <w:insideH w:val="single" w:sz="4" w:color="D9D9D9"/>
+          <w:insideV w:val="single" w:sz="4" w:color="D9D9D9"/>
+        </w:tblBorders>
       </w:tblPr>
       <w:tblGrid>
-        <w:gridCol w:w="5040"/>
-        <w:gridCol w:w="5040"/>
+        <w:gridCol w:w="936"/>
+        <w:gridCol w:w="9144"/>
       </w:tblGrid>
       <w:tr>
         <w:trPr>
+          <w:cantSplit/>
           <w:tblHeader/>
         </w:trPr>
         <w:tc>
           <w:tcPr>
-            <w:tcW w:type="dxa" w:w="5040"/>
+            <w:tcW w:type="dxa" w:w="936"/>
+            <w:vAlign w:val="center"/>
+            <w:tcMar>
+              <w:top w:w="75" w:type="dxa"/>
+              <w:left w:w="75" w:type="dxa"/>
+              <w:bottom w:w="75" w:type="dxa"/>
+              <w:right w:w="75" w:type="dxa"/>
+            </w:tcMar>
+            <w:shd w:fill="E8EEF3"/>
           </w:tcPr>
           <w:p>
             <w:pPr>
-              <w:spacing w:after="60"/>
+              <w:spacing w:after="60" w:before="60"/>
+              <w:jc w:val="center"/>
             </w:pPr>
             <w:r>
               <w:rPr>
-                <w:sz w:val="18"/>
+                <w:b/>
+                <w:sz w:val="20"/>
               </w:rPr>
               <w:t>Code</w:t>
             </w:r>
@@ -656,15 +1019,24 @@
         </w:tc>
         <w:tc>
           <w:tcPr>
-            <w:tcW w:type="dxa" w:w="5040"/>
+            <w:tcW w:type="dxa" w:w="9144"/>
+            <w:vAlign w:val="center"/>
+            <w:tcMar>
+              <w:top w:w="75" w:type="dxa"/>
+              <w:left w:w="75" w:type="dxa"/>
+              <w:bottom w:w="75" w:type="dxa"/>
+              <w:right w:w="75" w:type="dxa"/>
+            </w:tcMar>
+            <w:shd w:fill="E8EEF3"/>
           </w:tcPr>
           <w:p>
             <w:pPr>
-              <w:spacing w:after="60"/>
+              <w:spacing w:after="60" w:before="60"/>
             </w:pPr>
             <w:r>
               <w:rPr>
-                <w:sz w:val="18"/>
+                <w:b/>
+                <w:sz w:val="20"/>
               </w:rPr>
               <w:t>Aspect</w:t>
             </w:r>
@@ -672,17 +1044,28 @@
         </w:tc>
       </w:tr>
       <w:tr>
+        <w:trPr>
+          <w:cantSplit/>
+        </w:trPr>
         <w:tc>
           <w:tcPr>
-            <w:tcW w:type="dxa" w:w="5040"/>
+            <w:tcW w:type="dxa" w:w="936"/>
+            <w:vAlign w:val="center"/>
+            <w:tcMar>
+              <w:top w:w="75" w:type="dxa"/>
+              <w:left w:w="75" w:type="dxa"/>
+              <w:bottom w:w="75" w:type="dxa"/>
+              <w:right w:w="75" w:type="dxa"/>
+            </w:tcMar>
           </w:tcPr>
           <w:p>
             <w:pPr>
-              <w:spacing w:after="60"/>
+              <w:spacing w:after="60" w:before="60"/>
+              <w:jc w:val="center"/>
             </w:pPr>
             <w:r>
               <w:rPr>
-                <w:sz w:val="18"/>
+                <w:sz w:val="20"/>
               </w:rPr>
               <w:t>d01</w:t>
             </w:r>
@@ -690,15 +1073,22 @@
         </w:tc>
         <w:tc>
           <w:tcPr>
-            <w:tcW w:type="dxa" w:w="5040"/>
+            <w:tcW w:type="dxa" w:w="9144"/>
+            <w:vAlign w:val="center"/>
+            <w:tcMar>
+              <w:top w:w="75" w:type="dxa"/>
+              <w:left w:w="75" w:type="dxa"/>
+              <w:bottom w:w="75" w:type="dxa"/>
+              <w:right w:w="75" w:type="dxa"/>
+            </w:tcMar>
           </w:tcPr>
           <w:p>
             <w:pPr>
-              <w:spacing w:after="60"/>
+              <w:spacing w:after="60" w:before="60"/>
             </w:pPr>
             <w:r>
               <w:rPr>
-                <w:sz w:val="18"/>
+                <w:sz w:val="20"/>
               </w:rPr>
               <w:t>Services work accurately and reliably</w:t>
             </w:r>
@@ -706,17 +1096,28 @@
         </w:tc>
       </w:tr>
       <w:tr>
+        <w:trPr>
+          <w:cantSplit/>
+        </w:trPr>
         <w:tc>
           <w:tcPr>
-            <w:tcW w:type="dxa" w:w="5040"/>
+            <w:tcW w:type="dxa" w:w="936"/>
+            <w:vAlign w:val="center"/>
+            <w:tcMar>
+              <w:top w:w="75" w:type="dxa"/>
+              <w:left w:w="75" w:type="dxa"/>
+              <w:bottom w:w="75" w:type="dxa"/>
+              <w:right w:w="75" w:type="dxa"/>
+            </w:tcMar>
           </w:tcPr>
           <w:p>
             <w:pPr>
-              <w:spacing w:after="60"/>
+              <w:spacing w:after="60" w:before="60"/>
+              <w:jc w:val="center"/>
             </w:pPr>
             <w:r>
               <w:rPr>
-                <w:sz w:val="18"/>
+                <w:sz w:val="20"/>
               </w:rPr>
               <w:t>d02</w:t>
             </w:r>
@@ -724,15 +1125,22 @@
         </w:tc>
         <w:tc>
           <w:tcPr>
-            <w:tcW w:type="dxa" w:w="5040"/>
+            <w:tcW w:type="dxa" w:w="9144"/>
+            <w:vAlign w:val="center"/>
+            <w:tcMar>
+              <w:top w:w="75" w:type="dxa"/>
+              <w:left w:w="75" w:type="dxa"/>
+              <w:bottom w:w="75" w:type="dxa"/>
+              <w:right w:w="75" w:type="dxa"/>
+            </w:tcMar>
           </w:tcPr>
           <w:p>
             <w:pPr>
-              <w:spacing w:after="60"/>
+              <w:spacing w:after="60" w:before="60"/>
             </w:pPr>
             <w:r>
               <w:rPr>
-                <w:sz w:val="18"/>
+                <w:sz w:val="20"/>
               </w:rPr>
               <w:t>Help is provided promptly</w:t>
             </w:r>
@@ -740,17 +1148,28 @@
         </w:tc>
       </w:tr>
       <w:tr>
+        <w:trPr>
+          <w:cantSplit/>
+        </w:trPr>
         <w:tc>
           <w:tcPr>
-            <w:tcW w:type="dxa" w:w="5040"/>
+            <w:tcW w:type="dxa" w:w="936"/>
+            <w:vAlign w:val="center"/>
+            <w:tcMar>
+              <w:top w:w="75" w:type="dxa"/>
+              <w:left w:w="75" w:type="dxa"/>
+              <w:bottom w:w="75" w:type="dxa"/>
+              <w:right w:w="75" w:type="dxa"/>
+            </w:tcMar>
           </w:tcPr>
           <w:p>
             <w:pPr>
-              <w:spacing w:after="60"/>
+              <w:spacing w:after="60" w:before="60"/>
+              <w:jc w:val="center"/>
             </w:pPr>
             <w:r>
               <w:rPr>
-                <w:sz w:val="18"/>
+                <w:sz w:val="20"/>
               </w:rPr>
               <w:t>d03</w:t>
             </w:r>
@@ -758,15 +1177,22 @@
         </w:tc>
         <w:tc>
           <w:tcPr>
-            <w:tcW w:type="dxa" w:w="5040"/>
+            <w:tcW w:type="dxa" w:w="9144"/>
+            <w:vAlign w:val="center"/>
+            <w:tcMar>
+              <w:top w:w="75" w:type="dxa"/>
+              <w:left w:w="75" w:type="dxa"/>
+              <w:bottom w:w="75" w:type="dxa"/>
+              <w:right w:w="75" w:type="dxa"/>
+            </w:tcMar>
           </w:tcPr>
           <w:p>
             <w:pPr>
-              <w:spacing w:after="60"/>
+              <w:spacing w:after="60" w:before="60"/>
             </w:pPr>
             <w:r>
               <w:rPr>
-                <w:sz w:val="18"/>
+                <w:sz w:val="20"/>
               </w:rPr>
               <w:t>I feel confident about security</w:t>
             </w:r>
@@ -774,17 +1200,28 @@
         </w:tc>
       </w:tr>
       <w:tr>
+        <w:trPr>
+          <w:cantSplit/>
+        </w:trPr>
         <w:tc>
           <w:tcPr>
-            <w:tcW w:type="dxa" w:w="5040"/>
+            <w:tcW w:type="dxa" w:w="936"/>
+            <w:vAlign w:val="center"/>
+            <w:tcMar>
+              <w:top w:w="75" w:type="dxa"/>
+              <w:left w:w="75" w:type="dxa"/>
+              <w:bottom w:w="75" w:type="dxa"/>
+              <w:right w:w="75" w:type="dxa"/>
+            </w:tcMar>
           </w:tcPr>
           <w:p>
             <w:pPr>
-              <w:spacing w:after="60"/>
+              <w:spacing w:after="60" w:before="60"/>
+              <w:jc w:val="center"/>
             </w:pPr>
             <w:r>
               <w:rPr>
-                <w:sz w:val="18"/>
+                <w:sz w:val="20"/>
               </w:rPr>
               <w:t>d04</w:t>
             </w:r>
@@ -792,15 +1229,22 @@
         </w:tc>
         <w:tc>
           <w:tcPr>
-            <w:tcW w:type="dxa" w:w="5040"/>
+            <w:tcW w:type="dxa" w:w="9144"/>
+            <w:vAlign w:val="center"/>
+            <w:tcMar>
+              <w:top w:w="75" w:type="dxa"/>
+              <w:left w:w="75" w:type="dxa"/>
+              <w:bottom w:w="75" w:type="dxa"/>
+              <w:right w:w="75" w:type="dxa"/>
+            </w:tcMar>
           </w:tcPr>
           <w:p>
             <w:pPr>
-              <w:spacing w:after="60"/>
+              <w:spacing w:after="60" w:before="60"/>
             </w:pPr>
             <w:r>
               <w:rPr>
-                <w:sz w:val="18"/>
+                <w:sz w:val="20"/>
               </w:rPr>
               <w:t>The bank understands my needs</w:t>
             </w:r>
@@ -808,17 +1252,28 @@
         </w:tc>
       </w:tr>
       <w:tr>
+        <w:trPr>
+          <w:cantSplit/>
+        </w:trPr>
         <w:tc>
           <w:tcPr>
-            <w:tcW w:type="dxa" w:w="5040"/>
+            <w:tcW w:type="dxa" w:w="936"/>
+            <w:vAlign w:val="center"/>
+            <w:tcMar>
+              <w:top w:w="75" w:type="dxa"/>
+              <w:left w:w="75" w:type="dxa"/>
+              <w:bottom w:w="75" w:type="dxa"/>
+              <w:right w:w="75" w:type="dxa"/>
+            </w:tcMar>
           </w:tcPr>
           <w:p>
             <w:pPr>
-              <w:spacing w:after="60"/>
+              <w:spacing w:after="60" w:before="60"/>
+              <w:jc w:val="center"/>
             </w:pPr>
             <w:r>
               <w:rPr>
-                <w:sz w:val="18"/>
+                <w:sz w:val="20"/>
               </w:rPr>
               <w:t>d05</w:t>
             </w:r>
@@ -826,15 +1281,22 @@
         </w:tc>
         <w:tc>
           <w:tcPr>
-            <w:tcW w:type="dxa" w:w="5040"/>
+            <w:tcW w:type="dxa" w:w="9144"/>
+            <w:vAlign w:val="center"/>
+            <w:tcMar>
+              <w:top w:w="75" w:type="dxa"/>
+              <w:left w:w="75" w:type="dxa"/>
+              <w:bottom w:w="75" w:type="dxa"/>
+              <w:right w:w="75" w:type="dxa"/>
+            </w:tcMar>
           </w:tcPr>
           <w:p>
             <w:pPr>
-              <w:spacing w:after="60"/>
+              <w:spacing w:after="60" w:before="60"/>
             </w:pPr>
             <w:r>
               <w:rPr>
-                <w:sz w:val="18"/>
+                <w:sz w:val="20"/>
               </w:rPr>
               <w:t>Banking channels are easy to access</w:t>
             </w:r>
@@ -842,17 +1304,28 @@
         </w:tc>
       </w:tr>
       <w:tr>
+        <w:trPr>
+          <w:cantSplit/>
+        </w:trPr>
         <w:tc>
           <w:tcPr>
-            <w:tcW w:type="dxa" w:w="5040"/>
+            <w:tcW w:type="dxa" w:w="936"/>
+            <w:vAlign w:val="center"/>
+            <w:tcMar>
+              <w:top w:w="75" w:type="dxa"/>
+              <w:left w:w="75" w:type="dxa"/>
+              <w:bottom w:w="75" w:type="dxa"/>
+              <w:right w:w="75" w:type="dxa"/>
+            </w:tcMar>
           </w:tcPr>
           <w:p>
             <w:pPr>
-              <w:spacing w:after="60"/>
+              <w:spacing w:after="60" w:before="60"/>
+              <w:jc w:val="center"/>
             </w:pPr>
             <w:r>
               <w:rPr>
-                <w:sz w:val="18"/>
+                <w:sz w:val="20"/>
               </w:rPr>
               <w:t>d06</w:t>
             </w:r>
@@ -860,15 +1333,22 @@
         </w:tc>
         <w:tc>
           <w:tcPr>
-            <w:tcW w:type="dxa" w:w="5040"/>
+            <w:tcW w:type="dxa" w:w="9144"/>
+            <w:vAlign w:val="center"/>
+            <w:tcMar>
+              <w:top w:w="75" w:type="dxa"/>
+              <w:left w:w="75" w:type="dxa"/>
+              <w:bottom w:w="75" w:type="dxa"/>
+              <w:right w:w="75" w:type="dxa"/>
+            </w:tcMar>
           </w:tcPr>
           <w:p>
             <w:pPr>
-              <w:spacing w:after="60"/>
+              <w:spacing w:after="60" w:before="60"/>
             </w:pPr>
             <w:r>
               <w:rPr>
-                <w:sz w:val="18"/>
+                <w:sz w:val="20"/>
               </w:rPr>
               <w:t>Fees represent good value</w:t>
             </w:r>
@@ -879,12 +1359,11 @@
     <w:p>
       <w:pPr>
         <w:pStyle w:val="Heading2"/>
-      </w:pPr>
-      <w:r>
-        <w:rPr>
-          <w:color w:val="000000"/>
-        </w:rPr>
-        <w:t>R4 How important is each of these aspects when you judge your main provider?</w:t>
+        <w:keepNext/>
+        <w:spacing w:before="200" w:after="100"/>
+      </w:pPr>
+      <w:r>
+        <w:t>Company importance grid</w:t>
       </w:r>
     </w:p>
     <w:p>
@@ -892,106 +1371,121 @@
         <w:keepNext/>
       </w:pPr>
       <w:r>
-        <w:t>Response: Importance grid. Ask: all.</w:t>
+        <w:rPr>
+          <w:b/>
+        </w:rPr>
+        <w:t xml:space="preserve">R4  How important is each of these aspects when you judge your main provider?</w:t>
+      </w:r>
+      <w:r>
+        <w:t/>
       </w:r>
     </w:p>
     <w:p>
-      <w:r>
-        <w:t>Codes and programming: importance_d01–d06 using the same aspects: 1 Not important; 2 Slightly; 3 Moderately; 4 Very; 5 Extremely important; 99 Do not know. Stated importance is not a causal effect.</w:t>
+      <w:pPr>
+        <w:keepNext/>
+      </w:pPr>
+      <w:r>
+        <w:t>Ask: all customers  Store: importance_d01 to importance_d06.</w:t>
       </w:r>
     </w:p>
     <w:p>
       <w:pPr>
-        <w:pStyle w:val="Heading2"/>
-      </w:pPr>
-      <w:r>
-        <w:rPr>
-          <w:color w:val="000000"/>
-        </w:rPr>
-        <w:t>R5 To what extent do you agree that [COMPANY] treats customers fairly and is trustworthy?</w:t>
+        <w:keepNext/>
+      </w:pPr>
+      <w:r>
+        <w:t>Responses: 1 Not important; 2 Slightly important; 3 Moderately important; 4 Very important; 5 Extremely important; 99 Do not know.</w:t>
       </w:r>
     </w:p>
     <w:p>
-      <w:pPr>
-        <w:keepNext/>
-      </w:pPr>
-      <w:r>
-        <w:t>Response: Two-item agreement grid. Ask: all.</w:t>
+      <w:r>
+        <w:t>Programming: Repeat each of the six R3 aspects with the matching d01–d06 code. Collect one importance rating per aspect; stated importance is not a causal effect.</w:t>
       </w:r>
     </w:p>
     <w:p>
-      <w:r>
-        <w:t>Codes and programming: fairness5 and trust5: 1 Strongly disagree to 5 Strongly agree; 99 Do not know. Do not label the agreement top two as CSAT.</w:t>
+      <w:pPr>
+        <w:pStyle w:val="Heading2"/>
+        <w:keepNext/>
+        <w:spacing w:before="200" w:after="100"/>
+      </w:pPr>
+      <w:r>
+        <w:t>Fairness and trust</w:t>
       </w:r>
     </w:p>
     <w:p>
       <w:pPr>
-        <w:pStyle w:val="Heading1"/>
+        <w:keepNext/>
       </w:pPr>
       <w:r>
         <w:rPr>
-          <w:color w:val="000000"/>
+          <w:b/>
         </w:rPr>
-        <w:t>Loyalty switching and complaints</w:t>
+        <w:t xml:space="preserve">R5  To what extent do you agree with each statement?</w:t>
+      </w:r>
+      <w:r>
+        <w:t/>
       </w:r>
     </w:p>
     <w:p>
       <w:pPr>
-        <w:pStyle w:val="Heading2"/>
-      </w:pPr>
-      <w:r>
-        <w:rPr>
-          <w:color w:val="000000"/>
-        </w:rPr>
-        <w:t>L1 How likely are you to recommend [COMPANY] to a friend or colleague?</w:t>
+        <w:keepNext/>
+      </w:pPr>
+      <w:r>
+        <w:t>Ask: all customers  Store: fairness5; trust5.</w:t>
       </w:r>
     </w:p>
     <w:p>
-      <w:pPr>
-        <w:keepNext/>
-      </w:pPr>
-      <w:r>
-        <w:t>Response: 0–10 likelihood. Ask: all.</w:t>
+      <w:r>
+        <w:t>Responses: 1 Strongly disagree; 2 Disagree; 3 Neither agree nor disagree; 4 Agree; 5 Strongly agree; 99 Do not know.</w:t>
       </w:r>
     </w:p>
     <w:p>
       <w:r>
-        <w:t>Codes and programming: recommend_0to10: 0 Not at all likely; 10 Extremely likely; 99 Do not know. NPS = %9–10 minus %0–6, using all valid 0–10 respondents including passives 7–8 in the denominator (Bain &amp; Company, n.d.).</w:t>
+        <w:t>fairness5: [COMPANY] treats customers fairly.</w:t>
+        <w:br/>
+        <w:t>trust5: [COMPANY] is trustworthy.</w:t>
+        <w:br/>
+        <w:t>Ask and record each statement separately.</w:t>
       </w:r>
     </w:p>
     <w:p>
       <w:pPr>
-        <w:pStyle w:val="Heading2"/>
-      </w:pPr>
-      <w:r>
-        <w:rPr>
-          <w:color w:val="000000"/>
-        </w:rPr>
-        <w:t>L2 Do you expect to continue using [COMPANY] as your main provider in the next 12 months?</w:t>
+        <w:pStyle w:val="Heading1"/>
+        <w:pageBreakBefore w:val="0"/>
+      </w:pPr>
+      <w:r>
+        <w:t>Loyalty preference and reasons for staying</w:t>
       </w:r>
     </w:p>
     <w:p>
       <w:pPr>
+        <w:pStyle w:val="Heading2"/>
         <w:keepNext/>
-      </w:pPr>
-      <w:r>
-        <w:t>Response: Five-point intention. Ask: all.</w:t>
+        <w:spacing w:before="200" w:after="100"/>
+      </w:pPr>
+      <w:r>
+        <w:t>Recommendation</w:t>
       </w:r>
     </w:p>
     <w:p>
-      <w:r>
-        <w:t>Codes and programming: continue5: 1 Definitely not; 2 Probably not; 3 Might or might not; 4 Probably yes; 5 Definitely yes; 99 Do not know. This is stated retention intention, not observed retention.</w:t>
+      <w:pPr>
+        <w:keepNext/>
+      </w:pPr>
+      <w:r>
+        <w:rPr>
+          <w:b/>
+        </w:rPr>
+        <w:t xml:space="preserve">L1  How likely are you to recommend [COMPANY] to a friend or colleague?</w:t>
+      </w:r>
+      <w:r>
+        <w:t/>
       </w:r>
     </w:p>
     <w:p>
       <w:pPr>
-        <w:pStyle w:val="Heading2"/>
-      </w:pPr>
-      <w:r>
-        <w:rPr>
-          <w:color w:val="000000"/>
-        </w:rPr>
-        <w:t>L3 How likely are you to switch your main provider in the next 12 months?</w:t>
+        <w:keepNext/>
+      </w:pPr>
+      <w:r>
+        <w:t>Ask: all customers  Store: recommend_0to10.</w:t>
       </w:r>
     </w:p>
     <w:p>
@@ -999,23 +1493,22 @@
         <w:keepNext/>
       </w:pPr>
       <w:r>
-        <w:t>Response: 0–10 likelihood. Ask: all.</w:t>
+        <w:t>Responses: Choose one integer from 0 to 10, where 0 is Not at all likely and 10 is Extremely likely; 99 Do not know.</w:t>
       </w:r>
     </w:p>
     <w:p>
       <w:r>
-        <w:t>Codes and programming: switch_0to10: 0 Not at all likely; 10 Extremely likely; 99 Do not know. A high score means higher risk. Demonstration high-risk threshold is 8–10, not an industry norm.</w:t>
+        <w:t>Programming: NPS uses valid 0–10 responses; retain passives 7–8 in the denominator.</w:t>
       </w:r>
     </w:p>
     <w:p>
       <w:pPr>
         <w:pStyle w:val="Heading2"/>
-      </w:pPr>
-      <w:r>
-        <w:rPr>
-          <w:color w:val="000000"/>
-        </w:rPr>
-        <w:t>L4 Do you agree that you would switch for a better price or fees, and that you intend to use more of this company’s services?</w:t>
+        <w:keepNext/>
+        <w:spacing w:before="200" w:after="100"/>
+      </w:pPr>
+      <w:r>
+        <w:t>Continuing use intention</w:t>
       </w:r>
     </w:p>
     <w:p>
@@ -1023,48 +1516,81 @@
         <w:keepNext/>
       </w:pPr>
       <w:r>
-        <w:t>Response: Two-item agreement grid. Ask: all.</w:t>
+        <w:rPr>
+          <w:b/>
+        </w:rPr>
+        <w:t xml:space="preserve">L2  Do you expect to continue using [COMPANY] as your main provider in the next 12 months?</w:t>
+      </w:r>
+      <w:r>
+        <w:t/>
       </w:r>
     </w:p>
     <w:p>
-      <w:r>
-        <w:t>Codes and programming: price_switch5 and grow_business5, 1 Strongly disagree to 5 Strongly agree; 99 Do not know. The two items have different favourable directions. Do not combine without a declared reverse-coding rule.</w:t>
+      <w:pPr>
+        <w:keepNext/>
+      </w:pPr>
+      <w:r>
+        <w:t>Ask: all customers  Store: continue5.</w:t>
       </w:r>
     </w:p>
     <w:p>
-      <w:pPr>
-        <w:pStyle w:val="Heading2"/>
-      </w:pPr>
-      <w:r>
-        <w:rPr>
-          <w:color w:val="000000"/>
-        </w:rPr>
-        <w:t>L5 What is the main reason for your overall company rating?</w:t>
+      <w:r>
+        <w:t>Responses: 1 Definitely not; 2 Probably not; 3 Might or might not; 4 Probably yes; 5 Definitely yes; 99 Do not know.</w:t>
       </w:r>
     </w:p>
     <w:p>
       <w:pPr>
+        <w:pStyle w:val="Heading2"/>
         <w:keepNext/>
-      </w:pPr>
-      <w:r>
-        <w:t>Response: Open text. Ask: all.</w:t>
+        <w:spacing w:before="200" w:after="100"/>
+      </w:pPr>
+      <w:r>
+        <w:t>Switching intention</w:t>
       </w:r>
     </w:p>
     <w:p>
-      <w:r>
-        <w:t>Codes and programming: company_reason_text. Synthetic verbatims are fictional examples. Do not invent quotes in later reporting.</w:t>
+      <w:pPr>
+        <w:keepNext/>
+      </w:pPr>
+      <w:r>
+        <w:rPr>
+          <w:b/>
+        </w:rPr>
+        <w:t xml:space="preserve">L3  How likely are you to switch your main provider in the next 12 months?</w:t>
+      </w:r>
+      <w:r>
+        <w:t/>
       </w:r>
     </w:p>
     <w:p>
       <w:pPr>
+        <w:keepNext/>
+      </w:pPr>
+      <w:r>
+        <w:t>Ask: all customers  Store: switch_0to10.</w:t>
+      </w:r>
+    </w:p>
+    <w:p>
+      <w:pPr>
+        <w:keepNext/>
+      </w:pPr>
+      <w:r>
+        <w:t>Responses: Choose one integer from 0 to 10, where 0 is Not at all likely and 10 is Extremely likely; 99 Do not know.</w:t>
+      </w:r>
+    </w:p>
+    <w:p>
+      <w:r>
+        <w:t>Programming: Higher means more switching risk. Keep raw direction unchanged; this is intention, not observed churn.</w:t>
+      </w:r>
+    </w:p>
+    <w:p>
+      <w:pPr>
         <w:pStyle w:val="Heading2"/>
         <w:keepNext/>
-      </w:pPr>
-      <w:r>
-        <w:rPr>
-          <w:color w:val="000000"/>
-        </w:rPr>
-        <w:t>L6 Thinking about your experiences with [COMPANY] in the past three months or since joining if shorter, do they give you a reason to choose it over another provider?</w:t>
+        <w:spacing w:before="200" w:after="100"/>
+      </w:pPr>
+      <w:r>
+        <w:t>Price switching and use expansion</w:t>
       </w:r>
     </w:p>
     <w:p>
@@ -1072,25 +1598,45 @@
         <w:keepNext/>
       </w:pPr>
       <w:r>
-        <w:t>Ask: all current customers; before the channel detail module.</w:t>
+        <w:rPr>
+          <w:b/>
+        </w:rPr>
+        <w:t xml:space="preserve">L4  To what extent do you agree with each statement?</w:t>
+      </w:r>
+      <w:r>
+        <w:t/>
       </w:r>
     </w:p>
     <w:p>
-      <w:pPr/>
-      <w:r>
-        <w:t>Codes and programming: experience_preference5. 1 Strongly disagree; 2 Disagree; 3 Neither agree nor disagree; 4 Agree; 5 Strongly agree; 99 Do not know. This is stated experience-led preference, not demonstrated choice or a causal effect.</w:t>
+      <w:pPr>
+        <w:keepNext/>
+      </w:pPr>
+      <w:r>
+        <w:t>Ask: all customers  Store: price_switch5; grow_business5.</w:t>
       </w:r>
     </w:p>
     <w:p>
+      <w:r>
+        <w:t>Responses: 1 Strongly disagree; 2 Disagree; 3 Neither agree nor disagree; 4 Agree; 5 Strongly agree; 99 Do not know.</w:t>
+      </w:r>
+    </w:p>
+    <w:p>
+      <w:r>
+        <w:t>price_switch5: I would switch for a better price or fees.</w:t>
+        <w:br/>
+        <w:t>grow_business5: I intend to use more of [COMPANY]’s services.</w:t>
+        <w:br/>
+        <w:t>Ask and record each statement separately. Favourable directions differ; do not merge them into one score.</w:t>
+      </w:r>
+    </w:p>
+    <w:p>
       <w:pPr>
         <w:pStyle w:val="Heading2"/>
         <w:keepNext/>
-      </w:pPr>
-      <w:r>
-        <w:rPr>
-          <w:color w:val="000000"/>
-        </w:rPr>
-        <w:t>L7 Why do you currently keep using [COMPANY]? Select all that apply.</w:t>
+        <w:spacing w:before="200" w:after="100"/>
+      </w:pPr>
+      <w:r>
+        <w:t>Reason for company rating</w:t>
       </w:r>
     </w:p>
     <w:p>
@@ -1098,25 +1644,44 @@
         <w:keepNext/>
       </w:pPr>
       <w:r>
-        <w:t>Ask: all current customers, including those considering leaving.</w:t>
+        <w:rPr>
+          <w:b/>
+        </w:rPr>
+        <w:t xml:space="preserve">L5  What is the main reason for your overall company rating?</w:t>
+      </w:r>
+      <w:r>
+        <w:t/>
       </w:r>
     </w:p>
     <w:p>
-      <w:pPr/>
-      <w:r>
-        <w:t>Codes and programming: stay_reason_r01 Genuine preference; r02 Habit or familiarity; r03 Contractual restriction or exit charge; r04 Time effort or inconvenience of switching; r05 Lack of suitable alternatives; r06 Other reason. Each 1 Selected / 0 Not selected. stay_none and stay_dk are separate exclusive 0/1 flags for None of these and Do not know. At least one reason, None or Do not know is required. Randomise the six substantive options; keep exclusive options last.</w:t>
+      <w:pPr>
+        <w:keepNext/>
+      </w:pPr>
+      <w:r>
+        <w:t>Ask: all customers  Store: company_reason_text.</w:t>
       </w:r>
     </w:p>
     <w:p>
       <w:pPr>
+        <w:keepNext/>
+      </w:pPr>
+      <w:r>
+        <w:t>Responses: Open text.</w:t>
+      </w:r>
+    </w:p>
+    <w:p>
+      <w:r>
+        <w:t>Programming: Record the respondent’s words without personal identifiers. Supplied verbatims are fictional; do not invent quotations in reporting.</w:t>
+      </w:r>
+    </w:p>
+    <w:p>
+      <w:pPr>
         <w:pStyle w:val="Heading2"/>
         <w:keepNext/>
-      </w:pPr>
-      <w:r>
-        <w:rPr>
-          <w:color w:val="000000"/>
-        </w:rPr>
-        <w:t>L8 Which is the main reason you currently keep using [COMPANY]?</w:t>
+        <w:spacing w:before="200" w:after="100"/>
+      </w:pPr>
+      <w:r>
+        <w:t>Experience led preference</w:t>
       </w:r>
     </w:p>
     <w:p>
@@ -1124,48 +1689,58 @@
         <w:keepNext/>
       </w:pPr>
       <w:r>
-        <w:t>Ask: if L7 has substantive selections, show only those selected; otherwise carry forward the exclusive answer.</w:t>
+        <w:rPr>
+          <w:b/>
+        </w:rPr>
+        <w:t xml:space="preserve">L6  Thinking about your experiences with [COMPANY] in the past three months or since joining if shorter, do they give you a reason to choose it over another provider?</w:t>
+      </w:r>
+      <w:r>
+        <w:t/>
       </w:r>
     </w:p>
     <w:p>
-      <w:pPr/>
-      <w:r>
-        <w:t>Codes and programming: stay_primary 1–6 matching L7; 97 None; 99 Do not know. The primary reason must be selected in L7. Do not equate all continuing use with genuine preference.</w:t>
+      <w:pPr>
+        <w:keepNext/>
+      </w:pPr>
+      <w:r>
+        <w:t>Ask: all customers  Store: experience_preference5.</w:t>
       </w:r>
     </w:p>
     <w:p>
       <w:pPr>
-        <w:pStyle w:val="Heading2"/>
-      </w:pPr>
-      <w:r>
-        <w:rPr>
-          <w:color w:val="000000"/>
-        </w:rPr>
-        <w:t>C1 Have you complained to [COMPANY] in the past three months?</w:t>
+        <w:keepNext/>
+      </w:pPr>
+      <w:r>
+        <w:t>Responses: 1 Strongly disagree; 2 Disagree; 3 Neither agree nor disagree; 4 Agree; 5 Strongly agree; 99 Do not know.</w:t>
       </w:r>
     </w:p>
     <w:p>
-      <w:pPr>
-        <w:keepNext/>
-      </w:pPr>
-      <w:r>
-        <w:t>Response: Yes or no. Ask: all.</w:t>
+      <w:r>
+        <w:t>Programming: This is stated experience-led preference, not demonstrated choice or causal uplift.</w:t>
       </w:r>
     </w:p>
     <w:p>
-      <w:r>
-        <w:t>Codes and programming: complaint3m 0/1. Not the same as a problem that was never formally raised.</w:t>
+      <w:pPr>
+        <w:pStyle w:val="Heading2"/>
+        <w:keepNext/>
+        <w:spacing w:before="200" w:after="100"/>
+      </w:pPr>
+      <w:r>
+        <w:t>Reasons for continuing use</w:t>
       </w:r>
     </w:p>
     <w:p>
       <w:pPr>
-        <w:pStyle w:val="Heading2"/>
+        <w:keepNext/>
       </w:pPr>
       <w:r>
         <w:rPr>
-          <w:color w:val="000000"/>
+          <w:b/>
         </w:rPr>
-        <w:t>C2 What was that complaint about?</w:t>
+        <w:t xml:space="preserve">L7  Why do you currently keep using [COMPANY]? Select all that apply.</w:t>
+      </w:r>
+      <w:r>
+        <w:t/>
       </w:r>
     </w:p>
     <w:p>
@@ -1173,82 +1748,84 @@
         <w:keepNext/>
       </w:pPr>
       <w:r>
-        <w:t>Response: Multiple response. Ask: complaint3m=1.</w:t>
+        <w:t>Ask: all customers, including those considering leaving  Store: stay_reason_r01 to stay_reason_r06; stay_none; stay_dk.</w:t>
       </w:r>
     </w:p>
     <w:p>
-      <w:r>
-        <w:t>Codes and programming: complaint_reason_r01–r06: Fees or charges; Payment or access failure; Fraud or security concern; Poor service; Unclear information; Other. Blank if no complaint. 0 is valid nonselection in asked rows.</w:t>
+      <w:pPr>
+        <w:keepNext/>
+      </w:pPr>
+      <w:r>
+        <w:t>Responses: 1 Genuine preference for this provider; 2 Habit or familiarity; 3 Contractual restriction or exit charge; 4 Time effort or inconvenience of switching; 5 Lack of suitable alternatives; 6 Other reason. None of these; Do not know. Each flag: 0 Not selected; 1 Selected.</w:t>
       </w:r>
     </w:p>
     <w:p>
-      <w:pPr>
-        <w:pStyle w:val="Heading2"/>
-      </w:pPr>
-      <w:r>
-        <w:rPr>
-          <w:color w:val="000000"/>
-        </w:rPr>
-        <w:t>C3 Was your most recent complaint resolved, and how satisfied are you with its handling?</w:t>
+      <w:r>
+        <w:t>Programming: Randomise the six substantive reasons, keeping None and Do not know last. None and Do not know are mutually exclusive and exclude every substantive reason. Require at least one substantive reason or one exclusive option.</w:t>
       </w:r>
     </w:p>
     <w:p>
       <w:pPr>
+        <w:pStyle w:val="Heading2"/>
         <w:keepNext/>
-      </w:pPr>
-      <w:r>
-        <w:t>Response: Single response plus satisfaction. Ask: complaint3m=1.</w:t>
+        <w:spacing w:before="200" w:after="100"/>
+      </w:pPr>
+      <w:r>
+        <w:t>Main reason for continuing use</w:t>
       </w:r>
     </w:p>
     <w:p>
-      <w:r>
-        <w:t>Codes and programming: complaint_resolution: 1 Fully; 2 Partly; 3 Unresolved; 9 Still in progress. complaint_handling_csat5 uses R1 anchors. Blank for non-complainants. Do not treat 9 as globally missing.</w:t>
+      <w:pPr>
+        <w:keepNext/>
+      </w:pPr>
+      <w:r>
+        <w:rPr>
+          <w:b/>
+        </w:rPr>
+        <w:t xml:space="preserve">L8  Which is the main reason you currently keep using [COMPANY]?</w:t>
+      </w:r>
+      <w:r>
+        <w:t/>
       </w:r>
     </w:p>
     <w:p>
       <w:pPr>
-        <w:pStyle w:val="Heading1"/>
-      </w:pPr>
-      <w:r>
-        <w:rPr>
-          <w:color w:val="000000"/>
-        </w:rPr>
-        <w:t>Recent channel use screen</w:t>
+        <w:keepNext/>
+      </w:pPr>
+      <w:r>
+        <w:t>Ask: if L7 has substantive selections; otherwise carry the exclusive response  Store: stay_primary.</w:t>
       </w:r>
     </w:p>
     <w:p>
       <w:pPr>
-        <w:pStyle w:val="Heading2"/>
-      </w:pPr>
-      <w:r>
-        <w:rPr>
-          <w:color w:val="000000"/>
-        </w:rPr>
-        <w:t>CH1 Which channels have you used with [COMPANY] in the past 30 days?</w:t>
+        <w:keepNext/>
+      </w:pPr>
+      <w:r>
+        <w:t>Responses: 1 Genuine preference for this provider; 2 Habit or familiarity; 3 Contractual restriction or exit charge; 4 Time effort or inconvenience of switching; 5 Lack of suitable alternatives; 6 Other reason; 97 None of these; 99 Do not know.</w:t>
       </w:r>
     </w:p>
     <w:p>
-      <w:pPr>
-        <w:keepNext/>
-      </w:pPr>
-      <w:r>
-        <w:t>Response: Multiple response. Ask: all.</w:t>
+      <w:r>
+        <w:t>Programming: Display only selected substantive reasons. The main reason must be selected in L7. If None was selected carry 97; if Do not know was selected carry 99. Preference and constraints can coexist; continued use is not necessarily genuine loyalty.</w:t>
       </w:r>
     </w:p>
     <w:p>
-      <w:r>
-        <w:t>Codes and programming: channel_used_c01–c04: Call centre; Branch; Digital self service; Messaging or live chat. None exclusive. Digital includes app or website self service, not a staff-assisted chat. A messaging interaction is separate from general social-media use.</w:t>
+      <w:pPr>
+        <w:pStyle w:val="Heading1"/>
+        <w:pageBreakBefore w:val="0"/>
+      </w:pPr>
+      <w:r>
+        <w:t>Complaints</w:t>
       </w:r>
     </w:p>
     <w:p>
       <w:pPr>
         <w:pStyle w:val="Heading2"/>
-      </w:pPr>
-      <w:r>
-        <w:rPr>
-          <w:color w:val="000000"/>
-        </w:rPr>
-        <w:t>CH2 How many interactions have you had through each selected channel?</w:t>
+        <w:keepNext/>
+        <w:spacing w:before="200" w:after="100"/>
+      </w:pPr>
+      <w:r>
+        <w:t>Complaint screen</w:t>
       </w:r>
     </w:p>
     <w:p>
@@ -1256,42 +1833,44 @@
         <w:keepNext/>
       </w:pPr>
       <w:r>
-        <w:t>Response: Numeric counts. Ask: channel selected.</w:t>
+        <w:rPr>
+          <w:b/>
+        </w:rPr>
+        <w:t xml:space="preserve">C1  Have you complained to [COMPANY] in the past three months?</w:t>
+      </w:r>
+      <w:r>
+        <w:t/>
       </w:r>
     </w:p>
     <w:p>
-      <w:r>
-        <w:t>Codes and programming: channel_contacts_cXX &gt;=1, other channels 0. These are recalled interaction counts. The event file stores only the most recent in each channel, not every contact.</w:t>
+      <w:pPr>
+        <w:keepNext/>
+      </w:pPr>
+      <w:r>
+        <w:t>Ask: all customers  Store: complaint3m.</w:t>
       </w:r>
     </w:p>
     <w:p>
       <w:pPr>
-        <w:pStyle w:val="Heading1"/>
         <w:keepNext/>
       </w:pPr>
       <w:r>
-        <w:rPr>
-          <w:color w:val="000000"/>
-        </w:rPr>
-        <w:t>Recent task journey and competitive context</w:t>
+        <w:t>Responses: 0 No; 1 Yes.</w:t>
       </w:r>
     </w:p>
     <w:p>
-      <w:pPr/>
-      <w:r>
-        <w:t>Ask this module once per customer after CH1–CH2, before any per-channel detail. It is an independently anchored task, not a merge of the latest interaction in every channel. The respondent selects the task they most recently started in the past 30 days and includes all contacts about that same task. Latest channel experiences may concern different tasks. Store this module only in the Relationship record.</w:t>
+      <w:r>
+        <w:t>Programming: If No, skip C2 and C3 and leave their fields blank; continue at CH1. A problem never formally raised is not automatically a complaint.</w:t>
       </w:r>
     </w:p>
     <w:p>
       <w:pPr>
         <w:pStyle w:val="Heading2"/>
         <w:keepNext/>
-      </w:pPr>
-      <w:r>
-        <w:rPr>
-          <w:color w:val="000000"/>
-        </w:rPr>
-        <w:t>J1 Have you started or attempted a specific service task with [COMPANY] in the past 30 days?</w:t>
+        <w:spacing w:before="200" w:after="100"/>
+      </w:pPr>
+      <w:r>
+        <w:t>Complaint reasons</w:t>
       </w:r>
     </w:p>
     <w:p>
@@ -1299,142 +1878,244 @@
         <w:keepNext/>
       </w:pPr>
       <w:r>
-        <w:t>Ask: all current customers.</w:t>
+        <w:rPr>
+          <w:b/>
+        </w:rPr>
+        <w:t xml:space="preserve">C2  What was that complaint about? Select all that apply.</w:t>
+      </w:r>
+      <w:r>
+        <w:t/>
       </w:r>
     </w:p>
     <w:p>
-      <w:pPr/>
-      <w:r>
-        <w:t>Codes and programming: journey_recent30 0 No / 1 Yes. If No, skip J2–J8 and B1–B3. If CH1 reports no channel use, confirm the screen rather than inventing a journey.</w:t>
+      <w:pPr>
+        <w:keepNext/>
+      </w:pPr>
+      <w:r>
+        <w:t>Ask: complaint3m=1  Store: complaint_reason_r01 to complaint_reason_r06.</w:t>
       </w:r>
     </w:p>
     <w:p>
       <w:pPr>
-        <w:pStyle w:val="Heading2"/>
-      </w:pPr>
-      <w:r>
-        <w:t>J2a What was the specific task you most recently started in the past 30 days?</w:t>
+        <w:keepNext/>
+      </w:pPr>
+      <w:r>
+        <w:t>Responses: 1 Fees or charges; 2 Payment or access failure; 3 Fraud or security concern; 4 Poor service; 5 Unclear information; 6 Other. Each asked flag: 0 No; 1 Yes.</w:t>
       </w:r>
     </w:p>
     <w:p>
       <w:r>
-        <w:t>Codes and programming: Ask journey_recent30=1. journey_task uses E1 primary_reason codes. Keep this task fixed through J8. Assign a new anonymous journey_id; it is not a latest-channel experience ID.</w:t>
+        <w:t>Programming: All six fields remain blank for non-complainants. Zero is valid nonselection among complainants.</w:t>
       </w:r>
     </w:p>
     <w:p>
       <w:pPr>
         <w:pStyle w:val="Heading2"/>
-      </w:pPr>
-      <w:r>
-        <w:t>J2b How many days ago did you first contact the provider about this task?</w:t>
+        <w:keepNext/>
+        <w:spacing w:before="200" w:after="100"/>
+      </w:pPr>
+      <w:r>
+        <w:t>Complaint outcome and handling</w:t>
       </w:r>
     </w:p>
     <w:p>
-      <w:r>
-        <w:t>Codes and programming: journey_start_days_ago, integer 0–30. Ask journey_recent30=1.</w:t>
+      <w:pPr>
+        <w:keepNext/>
+      </w:pPr>
+      <w:r>
+        <w:rPr>
+          <w:b/>
+        </w:rPr>
+        <w:t xml:space="preserve">C3  Was your most recent complaint resolved?</w:t>
+      </w:r>
+      <w:r>
+        <w:t/>
       </w:r>
     </w:p>
     <w:p>
       <w:pPr>
-        <w:pStyle w:val="Heading2"/>
-      </w:pPr>
-      <w:r>
-        <w:t>J2c How many days ago did you most recently contact the provider about this same task?</w:t>
+        <w:keepNext/>
+      </w:pPr>
+      <w:r>
+        <w:t>Ask: complaint3m=1  Store: complaint_resolution.</w:t>
       </w:r>
     </w:p>
     <w:p>
       <w:r>
-        <w:t>Codes and programming: journey_last_days_ago, integer 0–30 and no greater than journey_start_days_ago. Ask journey_recent30=1.</w:t>
+        <w:t>Responses: 1 Fully; 2 Partly; 3 Unresolved; 9 In progress.</w:t>
       </w:r>
     </w:p>
     <w:p>
       <w:pPr>
         <w:pStyle w:val="Heading2"/>
-      </w:pPr>
-      <w:r>
-        <w:t>J3a Which channels did you use for this same task?</w:t>
+        <w:keepNext/>
+        <w:spacing w:before="200" w:after="100"/>
+      </w:pPr>
+      <w:r>
+        <w:t>Complaint handling satisfaction</w:t>
       </w:r>
     </w:p>
     <w:p>
-      <w:r>
-        <w:t>Codes and programming: Ask journey_recent30=1. journey_channel_c01–c04 match CH1 codes; each 1 Used / 0 Not used. Select at least one. Every selected channel must also be used in CH1. journey_multichannel is derived from two or more distinct selected channels.</w:t>
+      <w:pPr>
+        <w:keepNext/>
+      </w:pPr>
+      <w:r>
+        <w:rPr>
+          <w:b/>
+        </w:rPr>
+        <w:t xml:space="preserve">C3  How satisfied are you with the handling of your most recent complaint?</w:t>
+      </w:r>
+      <w:r>
+        <w:t/>
       </w:r>
     </w:p>
     <w:p>
       <w:pPr>
-        <w:pStyle w:val="Heading2"/>
-      </w:pPr>
-      <w:r>
-        <w:t>J3b For digital self service on this task did you use an app, a website or both?</w:t>
+        <w:keepNext/>
+      </w:pPr>
+      <w:r>
+        <w:t>Ask: complaint3m=1  Store: complaint_handling_csat5.</w:t>
       </w:r>
     </w:p>
     <w:p>
-      <w:r>
-        <w:t>Codes and programming: Ask only journey_channel_c03=1. journey_digital_mode: 1 App; 2 Website; 3 Both app and website. Otherwise blank.</w:t>
+      <w:pPr>
+        <w:keepNext/>
+      </w:pPr>
+      <w:r>
+        <w:t>Responses: 1 Very dissatisfied; 2 Dissatisfied; 3 Neither satisfied nor dissatisfied; 4 Satisfied; 5 Very satisfied; 99 Do not know.</w:t>
       </w:r>
     </w:p>
     <w:p>
-      <w:pPr>
-        <w:pStyle w:val="Heading2"/>
-      </w:pPr>
-      <w:r>
-        <w:t>J3c In what order did you use those channels for this same task, including repeat contacts?</w:t>
+      <w:r>
+        <w:t>Programming: Ask even when resolution is still in progress; do not treat status 9 as a global missing code.</w:t>
       </w:r>
     </w:p>
     <w:p>
-      <w:r>
-        <w:t>Codes and programming: Ask journey_recent30=1. journey_sequence stores ordered CH1 channel codes joined by &gt;. Each entry is one contact, including repetitions. Its distinct channels must match J3a. Do not use the separate latest-experience rows to invent this sequence.</w:t>
+      <w:pPr>
+        <w:pStyle w:val="Heading1"/>
+        <w:pageBreakBefore w:val="0"/>
+      </w:pPr>
+      <w:r>
+        <w:t>Recent channel use</w:t>
       </w:r>
     </w:p>
     <w:p>
       <w:pPr>
         <w:pStyle w:val="Heading2"/>
-      </w:pPr>
-      <w:r>
-        <w:t>J3d How many contacts in total did you make about this same task?</w:t>
+        <w:keepNext/>
+        <w:spacing w:before="200" w:after="100"/>
+      </w:pPr>
+      <w:r>
+        <w:t>Channels used in the past 30 days</w:t>
       </w:r>
     </w:p>
     <w:p>
-      <w:r>
-        <w:t>Codes and programming: Ask journey_recent30=1. journey_contacts is an integer at least 1; confirm that it matches the J3c sequence length. Contacts in each channel cannot exceed the corresponding CH2 count. Resolve contradictions by rechecking answers, not silently altering original data.</w:t>
+      <w:pPr>
+        <w:keepNext/>
+      </w:pPr>
+      <w:r>
+        <w:rPr>
+          <w:b/>
+        </w:rPr>
+        <w:t xml:space="preserve">CH1  Which channels have you used with [COMPANY] in the past 30 days? Select all that apply.</w:t>
+      </w:r>
+      <w:r>
+        <w:t/>
       </w:r>
     </w:p>
     <w:p>
       <w:pPr>
-        <w:pStyle w:val="Heading2"/>
-      </w:pPr>
-      <w:r>
-        <w:t>J4a During this task were you transferred or directed to another team or channel?</w:t>
+        <w:keepNext/>
+      </w:pPr>
+      <w:r>
+        <w:t>Ask: all customers  Store: channel_used_c01 to channel_used_c04; channel_none.</w:t>
       </w:r>
     </w:p>
     <w:p>
-      <w:r>
-        <w:t>Codes and programming: Ask journey_recent30=1. journey_transferred: 0 No; 1 Yes; 99 Do not know. Ask directly; a transfer within a call can occur even when counted as one contact. This is distinct from the latest-call transferred item.</w:t>
+      <w:pPr>
+        <w:keepNext/>
+      </w:pPr>
+      <w:r>
+        <w:t>Responses: 1 Call centre; 2 Branch; 3 Digital self service; 4 Messaging or live chat. None of these. Each field: 0 No; 1 Yes.</w:t>
       </w:r>
     </w:p>
     <w:p>
-      <w:pPr>
-        <w:pStyle w:val="Heading2"/>
-      </w:pPr>
-      <w:r>
-        <w:t>J4b During this task were you required to repeat information you had already provided?</w:t>
+      <w:r>
+        <w:t>Programming: None is exclusive. When none, channel_none=1 and all four use flags=0; otherwise channel_none=0. Digital self service means app or website self service, not staff-assisted chat. Messaging or live chat means a service interaction, not general social-media use.</w:t>
       </w:r>
     </w:p>
     <w:p>
-      <w:r>
-        <w:t>Codes and programming: Ask journey_recent30=1. journey_repeat_info: 0 No; 1 Yes; 99 Do not know. This includes repetition within or between contacts. Do not infer the answer from the number of contacts.</w:t>
+      <w:pPr>
+        <w:pStyle w:val="Heading2"/>
+        <w:keepNext/>
+        <w:spacing w:before="200" w:after="100"/>
+      </w:pPr>
+      <w:r>
+        <w:t>Recalled interaction counts</w:t>
       </w:r>
     </w:p>
     <w:p>
       <w:pPr>
+        <w:keepNext/>
+      </w:pPr>
+      <w:r>
+        <w:rPr>
+          <w:b/>
+        </w:rPr>
+        <w:t xml:space="preserve">CH2  How many interactions have you had through each selected channel in the past 30 days?</w:t>
+      </w:r>
+      <w:r>
+        <w:t/>
+      </w:r>
+    </w:p>
+    <w:p>
+      <w:pPr>
+        <w:keepNext/>
+      </w:pPr>
+      <w:r>
+        <w:t>Ask: each CH1 selected channel  Store: channel_contacts_c01 to channel_contacts_c04.</w:t>
+      </w:r>
+    </w:p>
+    <w:p>
+      <w:pPr>
+        <w:keepNext/>
+      </w:pPr>
+      <w:r>
+        <w:t>Responses: Whole-number count for each channel.</w:t>
+      </w:r>
+    </w:p>
+    <w:p>
+      <w:r>
+        <w:t>Programming: For a used channel record at least 1; for an unused channel retain the original zero count. These recalled counts are not separate stored experience records. The loop later measures only the most recent experience for each used channel.</w:t>
+      </w:r>
+    </w:p>
+    <w:p>
+      <w:r>
+        <w:t>Ask J1 next. If no channel is used, confirm any claimed recent journey rather than inventing one. After the journey and competitor routes, continue at D1. When channel_none=1, do not administer the separate channel questionnaire and create no experience rows.</w:t>
+      </w:r>
+    </w:p>
+    <w:p>
+      <w:pPr>
+        <w:pStyle w:val="Heading1"/>
+        <w:pageBreakBefore w:val="0"/>
+      </w:pPr>
+      <w:r>
+        <w:t>One independently anchored recent task</w:t>
+      </w:r>
+    </w:p>
+    <w:p>
+      <w:r>
+        <w:t>This module is asked once per customer. Anchor the specific task most recently started in the past 30 days and include all contacts about that same task. It is not a concatenation of the latest call, visit, digital interaction and chat. Those latest channel experiences may concern different tasks.</w:t>
+      </w:r>
+    </w:p>
+    <w:p>
+      <w:pPr>
         <w:pStyle w:val="Heading2"/>
         <w:keepNext/>
-      </w:pPr>
-      <w:r>
-        <w:rPr>
-          <w:color w:val="000000"/>
-        </w:rPr>
-        <w:t>J5 At the time of this interview, what was the overall outcome of that same task?</w:t>
+        <w:spacing w:before="200" w:after="100"/>
+      </w:pPr>
+      <w:r>
+        <w:t>Recent task screen</w:t>
       </w:r>
     </w:p>
     <w:p>
@@ -1442,25 +2123,44 @@
         <w:keepNext/>
       </w:pPr>
       <w:r>
-        <w:t>Ask: journey_recent30=1.</w:t>
+        <w:rPr>
+          <w:b/>
+        </w:rPr>
+        <w:t xml:space="preserve">J1  Have you started or attempted a specific service task with [COMPANY] in the past 30 days?</w:t>
+      </w:r>
+      <w:r>
+        <w:t/>
       </w:r>
     </w:p>
     <w:p>
-      <w:pPr/>
-      <w:r>
-        <w:t>Codes and programming: journey_status: 1 Completed; 2 Partly completed; 3 Unresolved or abandoned; 9 Still pending. journey_completed is derived 1 for status 1, 0 for statuses 2–3, blank for pending. Always show the pending share separately; do not silently class pending as failure or success.</w:t>
+      <w:pPr>
+        <w:keepNext/>
+      </w:pPr>
+      <w:r>
+        <w:t>Ask: all customers  Store: journey_recent30.</w:t>
       </w:r>
     </w:p>
     <w:p>
       <w:pPr>
+        <w:keepNext/>
+      </w:pPr>
+      <w:r>
+        <w:t>Responses: 0 No; 1 Yes.</w:t>
+      </w:r>
+    </w:p>
+    <w:p>
+      <w:r>
+        <w:t>Programming: If No, leave all other journey and benchmark fields blank and continue to D1. If Yes, keep this task fixed through J8 and B3.</w:t>
+      </w:r>
+    </w:p>
+    <w:p>
+      <w:pPr>
         <w:pStyle w:val="Heading2"/>
         <w:keepNext/>
-      </w:pPr>
-      <w:r>
-        <w:rPr>
-          <w:color w:val="000000"/>
-        </w:rPr>
-        <w:t>J6 Considering the whole task across all its contacts and channels, how satisfied are you?</w:t>
+        <w:spacing w:before="200" w:after="100"/>
+      </w:pPr>
+      <w:r>
+        <w:t>Anchored task type</w:t>
       </w:r>
     </w:p>
     <w:p>
@@ -1468,90 +2168,126 @@
         <w:keepNext/>
       </w:pPr>
       <w:r>
-        <w:t>Ask: journey_recent30=1.</w:t>
+        <w:rPr>
+          <w:b/>
+        </w:rPr>
+        <w:t xml:space="preserve">J2a  What was the specific task you most recently started in the past 30 days?</w:t>
+      </w:r>
+      <w:r>
+        <w:t/>
       </w:r>
     </w:p>
     <w:p>
-      <w:pPr/>
-      <w:r>
-        <w:t>Codes and programming: journey_csat5. 1 Very dissatisfied; 2 Dissatisfied; 3 Neither satisfied nor dissatisfied; 4 Satisfied; 5 Very satisfied; 99 Do not know. This end-to-end rating is distinct from individual channel CSAT.</w:t>
+      <w:pPr>
+        <w:keepNext/>
+      </w:pPr>
+      <w:r>
+        <w:t>Ask: journey_recent30=1  Store: journey_task.</w:t>
       </w:r>
     </w:p>
     <w:p>
       <w:pPr>
-        <w:pStyle w:val="Heading2"/>
-      </w:pPr>
-      <w:r>
-        <w:t>J7a How much did this whole task leave you feeling reassured?</w:t>
+        <w:keepNext/>
+      </w:pPr>
+      <w:r>
+        <w:t>Responses: 1 Payment or transfer; 2 Account balance or information; 3 Account or personal detail change; 4 Problem complaint or fraud concern; 5 Product advice or application; 6 Other.</w:t>
       </w:r>
     </w:p>
     <w:p>
       <w:r>
-        <w:t>Codes and programming: journey_reassured5. 1 Not at all; 2 A little; 3 Moderately; 4 Very; 5 Extremely; 99 Do not know. Ask journey_recent30=1. Mixed emotions are allowed; no combined net score.</w:t>
+        <w:t>Programming: Assign an anonymous journey_id distinct from every latest-channel experience_id. Do not collect an identifying task description.</w:t>
       </w:r>
     </w:p>
     <w:p>
       <w:pPr>
         <w:pStyle w:val="Heading2"/>
-      </w:pPr>
-      <w:r>
-        <w:t>J7b How much did this whole task leave you feeling valued?</w:t>
+        <w:keepNext/>
+        <w:spacing w:before="200" w:after="100"/>
+      </w:pPr>
+      <w:r>
+        <w:t>First contact recency</w:t>
       </w:r>
     </w:p>
     <w:p>
-      <w:r>
-        <w:t>Codes and programming: journey_valued5. 1 Not at all; 2 A little; 3 Moderately; 4 Very; 5 Extremely; 99 Do not know. Ask journey_recent30=1. Mixed emotions are allowed; no combined net score.</w:t>
+      <w:pPr>
+        <w:keepNext/>
+      </w:pPr>
+      <w:r>
+        <w:rPr>
+          <w:b/>
+        </w:rPr>
+        <w:t xml:space="preserve">J2b  How many days ago did you first contact the provider about this task?</w:t>
+      </w:r>
+      <w:r>
+        <w:t/>
       </w:r>
     </w:p>
     <w:p>
       <w:pPr>
-        <w:pStyle w:val="Heading2"/>
-      </w:pPr>
-      <w:r>
-        <w:t>J7c How much did this whole task leave you feeling frustrated?</w:t>
+        <w:keepNext/>
+      </w:pPr>
+      <w:r>
+        <w:t>Ask: journey_recent30=1  Store: journey_start_days_ago.</w:t>
       </w:r>
     </w:p>
     <w:p>
       <w:r>
-        <w:t>Codes and programming: journey_frustrated5. 1 Not at all; 2 A little; 3 Moderately; 4 Very; 5 Extremely; 99 Do not know. Ask journey_recent30=1. Mixed emotions are allowed; no combined net score.</w:t>
+        <w:t>Responses: Integer 0–30.</w:t>
       </w:r>
     </w:p>
     <w:p>
       <w:pPr>
         <w:pStyle w:val="Heading2"/>
-      </w:pPr>
-      <w:r>
-        <w:t>J7d How much did this whole task leave you feeling anxious?</w:t>
+        <w:keepNext/>
+        <w:spacing w:before="200" w:after="100"/>
+      </w:pPr>
+      <w:r>
+        <w:t>Latest contact recency</w:t>
       </w:r>
     </w:p>
     <w:p>
-      <w:r>
-        <w:t>Codes and programming: journey_anxious5. 1 Not at all; 2 A little; 3 Moderately; 4 Very; 5 Extremely; 99 Do not know. Ask journey_recent30=1. Mixed emotions are allowed; no combined net score.</w:t>
+      <w:pPr>
+        <w:keepNext/>
+      </w:pPr>
+      <w:r>
+        <w:rPr>
+          <w:b/>
+        </w:rPr>
+        <w:t xml:space="preserve">J2c  How many days ago did you most recently contact the provider about this same task?</w:t>
+      </w:r>
+      <w:r>
+        <w:t/>
       </w:r>
     </w:p>
     <w:p>
       <w:pPr>
-        <w:pStyle w:val="Heading2"/>
-      </w:pPr>
-      <w:r>
-        <w:t>J7e What about this whole task made you feel that way?</w:t>
+        <w:keepNext/>
+      </w:pPr>
+      <w:r>
+        <w:t>Ask: journey_recent30=1  Store: journey_last_days_ago.</w:t>
       </w:r>
     </w:p>
     <w:p>
-      <w:r>
-        <w:t>Codes and programming: Ask journey_recent30=1. journey_emotion_why_text, open text without identifiers. Supplied examples are synthetic.</w:t>
+      <w:pPr>
+        <w:keepNext/>
+      </w:pPr>
+      <w:r>
+        <w:t>Responses: Integer 0–30.</w:t>
       </w:r>
     </w:p>
     <w:p>
+      <w:r>
+        <w:t>Programming: Must be no greater than journey_start_days_ago.</w:t>
+      </w:r>
+    </w:p>
+    <w:p>
       <w:pPr>
         <w:pStyle w:val="Heading2"/>
         <w:keepNext/>
-      </w:pPr>
-      <w:r>
-        <w:rPr>
-          <w:color w:val="000000"/>
-        </w:rPr>
-        <w:t>J8 Does this whole task experience give you a reason to choose [COMPANY] over another provider?</w:t>
+        <w:spacing w:before="200" w:after="100"/>
+      </w:pPr>
+      <w:r>
+        <w:t>Channels on the same task</w:t>
       </w:r>
     </w:p>
     <w:p>
@@ -1559,25 +2295,44 @@
         <w:keepNext/>
       </w:pPr>
       <w:r>
-        <w:t>Ask: journey_recent30=1.</w:t>
+        <w:rPr>
+          <w:b/>
+        </w:rPr>
+        <w:t xml:space="preserve">J3a  Which channels did you use for this same task? Select all that apply.</w:t>
+      </w:r>
+      <w:r>
+        <w:t/>
       </w:r>
     </w:p>
     <w:p>
-      <w:pPr/>
-      <w:r>
-        <w:t>Codes and programming: journey_preference5. 1 Strongly disagree; 2 Disagree; 3 Neither agree nor disagree; 4 Agree; 5 Strongly agree; 99 Do not know.</w:t>
+      <w:pPr>
+        <w:keepNext/>
+      </w:pPr>
+      <w:r>
+        <w:t>Ask: journey_recent30=1  Store: journey_channel_c01 to journey_channel_c04.</w:t>
       </w:r>
     </w:p>
     <w:p>
       <w:pPr>
+        <w:keepNext/>
+      </w:pPr>
+      <w:r>
+        <w:t>Responses: 1 Call centre; 2 Branch; 3 Digital self service; 4 Messaging or live chat. Each field: 0 Not used; 1 Used.</w:t>
+      </w:r>
+    </w:p>
+    <w:p>
+      <w:r>
+        <w:t>Programming: Require at least one. Each selected channel must have the matching CH1 use flag=1. Derive journey_multichannel=1 for two or more distinct channels, else 0.</w:t>
+      </w:r>
+    </w:p>
+    <w:p>
+      <w:pPr>
         <w:pStyle w:val="Heading2"/>
         <w:keepNext/>
-      </w:pPr>
-      <w:r>
-        <w:rPr>
-          <w:color w:val="000000"/>
-        </w:rPr>
-        <w:t>B1 In the past 30 days have you personally attempted the same type of task with another provider?</w:t>
+        <w:spacing w:before="200" w:after="100"/>
+      </w:pPr>
+      <w:r>
+        <w:t>Digital mode on the task</w:t>
       </w:r>
     </w:p>
     <w:p>
@@ -1585,77 +2340,134 @@
         <w:keepNext/>
       </w:pPr>
       <w:r>
-        <w:t>Ask: journey_recent30=1. Do not treat awareness or consideration as use.</w:t>
+        <w:rPr>
+          <w:b/>
+        </w:rPr>
+        <w:t xml:space="preserve">J3b  For digital self service on this task did you use an app, a website or both?</w:t>
+      </w:r>
+      <w:r>
+        <w:t/>
       </w:r>
     </w:p>
     <w:p>
-      <w:pPr/>
-      <w:r>
-        <w:t>Codes and programming: benchmark_recent_same_task30: 0 No; 1 Yes; 99 Do not know. If No or Do not know, leave B2–B3 blank and display Not measured for the comparison.</w:t>
+      <w:pPr>
+        <w:keepNext/>
+      </w:pPr>
+      <w:r>
+        <w:t>Ask: journey_channel_c03=1  Store: journey_digital_mode.</w:t>
       </w:r>
     </w:p>
     <w:p>
       <w:pPr>
-        <w:pStyle w:val="Heading2"/>
-      </w:pPr>
-      <w:r>
-        <w:t>B2a Which other provider did you personally use for that comparable task?</w:t>
+        <w:keepNext/>
+      </w:pPr>
+      <w:r>
+        <w:t>Responses: 1 App; 2 Website; 3 Both app and website.</w:t>
       </w:r>
     </w:p>
     <w:p>
       <w:r>
-        <w:t>Codes and programming: Ask benchmark_recent_same_task30=1. benchmark_provider uses existing company codes and must differ from company. If several, select the most recent comparable task.</w:t>
+        <w:t>Programming: Otherwise blank. Do not label all digital use as app use.</w:t>
       </w:r>
     </w:p>
     <w:p>
       <w:pPr>
         <w:pStyle w:val="Heading2"/>
-      </w:pPr>
-      <w:r>
-        <w:t>B2b What type of task did you personally attempt with that other provider?</w:t>
+        <w:keepNext/>
+        <w:spacing w:before="200" w:after="100"/>
+      </w:pPr>
+      <w:r>
+        <w:t>Ordered contacts on the task</w:t>
       </w:r>
     </w:p>
     <w:p>
-      <w:r>
-        <w:t>Codes and programming: Ask benchmark_recent_same_task30=1. benchmark_task uses E1 reason codes and must equal journey_task. If it differs, do not collect B3 as a comparable benchmark; recheck B1.</w:t>
+      <w:pPr>
+        <w:keepNext/>
+      </w:pPr>
+      <w:r>
+        <w:rPr>
+          <w:b/>
+        </w:rPr>
+        <w:t xml:space="preserve">J3c  In what order did you use those channels for this same task, including repeat contacts?</w:t>
+      </w:r>
+      <w:r>
+        <w:t/>
       </w:r>
     </w:p>
     <w:p>
       <w:pPr>
-        <w:pStyle w:val="Heading2"/>
-      </w:pPr>
-      <w:r>
-        <w:t>B2c How many days ago was your most recent contact with that other provider about the task?</w:t>
+        <w:keepNext/>
+      </w:pPr>
+      <w:r>
+        <w:t>Ask: journey_recent30=1  Store: journey_sequence.</w:t>
       </w:r>
     </w:p>
     <w:p>
-      <w:r>
-        <w:t>Codes and programming: Ask benchmark_recent_same_task30=1. benchmark_days_ago, integer 0–30. If outside the window, comparison is Not measured.</w:t>
+      <w:pPr>
+        <w:keepNext/>
+      </w:pPr>
+      <w:r>
+        <w:t>Responses: 1 Call centre; 2 Branch; 3 Digital self service; 4 Messaging or live chat.</w:t>
       </w:r>
     </w:p>
     <w:p>
-      <w:pPr>
-        <w:pStyle w:val="Heading2"/>
-      </w:pPr>
-      <w:r>
-        <w:t>B2d Which channel did you use for that other provider task experience?</w:t>
+      <w:r>
+        <w:t>Programming: Store ordered channel codes separated by &gt;, including repeated contacts. Each entry is one contact. Distinct codes must match J3a. Never infer this order from the latest channel records.</w:t>
       </w:r>
     </w:p>
     <w:p>
-      <w:r>
-        <w:t>Codes and programming: Ask benchmark_recent_same_task30=1. benchmark_channel uses original channel codes. A channel-specific comparison additionally requires a single-channel main-provider journey using this same channel.</w:t>
+      <w:pPr>
+        <w:pStyle w:val="Heading2"/>
+        <w:keepNext/>
+        <w:spacing w:before="200" w:after="100"/>
+      </w:pPr>
+      <w:r>
+        <w:t>Total contacts on the task</w:t>
       </w:r>
     </w:p>
     <w:p>
       <w:pPr>
+        <w:keepNext/>
+      </w:pPr>
+      <w:r>
+        <w:rPr>
+          <w:b/>
+        </w:rPr>
+        <w:t xml:space="preserve">J3d  How many contacts in total did you make about this same task?</w:t>
+      </w:r>
+      <w:r>
+        <w:t/>
+      </w:r>
+    </w:p>
+    <w:p>
+      <w:pPr>
+        <w:keepNext/>
+      </w:pPr>
+      <w:r>
+        <w:t>Ask: journey_recent30=1  Store: journey_contacts.</w:t>
+      </w:r>
+    </w:p>
+    <w:p>
+      <w:pPr>
+        <w:keepNext/>
+      </w:pPr>
+      <w:r>
+        <w:t>Responses: Integer at least 1.</w:t>
+      </w:r>
+    </w:p>
+    <w:p>
+      <w:r>
+        <w:t>Programming: Confirm sequence length equals journey_contacts. Per-channel sequence counts cannot exceed the matching CH2 counts. Recheck contradictions rather than silently recoding.</w:t>
+      </w:r>
+    </w:p>
+    <w:p>
+      <w:pPr>
         <w:pStyle w:val="Heading2"/>
         <w:keepNext/>
-      </w:pPr>
-      <w:r>
-        <w:rPr>
-          <w:color w:val="000000"/>
-        </w:rPr>
-        <w:t>B3 Considering that whole task with [OTHER PROVIDER], how satisfied were you?</w:t>
+        <w:spacing w:before="200" w:after="100"/>
+      </w:pPr>
+      <w:r>
+        <w:t>Transfers during the task</w:t>
       </w:r>
     </w:p>
     <w:p>
@@ -1663,59 +2475,66 @@
         <w:keepNext/>
       </w:pPr>
       <w:r>
-        <w:t>Ask: B2 confirms a comparable personally experienced task.</w:t>
+        <w:rPr>
+          <w:b/>
+        </w:rPr>
+        <w:t xml:space="preserve">J4a  During this task were you transferred or directed to another team or channel?</w:t>
+      </w:r>
+      <w:r>
+        <w:t/>
       </w:r>
     </w:p>
     <w:p>
-      <w:pPr/>
-      <w:r>
-        <w:t>Codes and programming: benchmark_csat5. 1 Very dissatisfied; 2 Dissatisfied; 3 Neither satisfied nor dissatisfied; 4 Satisfied; 5 Very satisfied; 99 Do not know. benchmark_gap5 = journey_csat5 minus benchmark_csat5 only when both are valid 1–5. Positive favours the main provider. Report paired raw and weighted bases. Channel-specific comparisons additionally require a single-channel journey and the same benchmark channel. This is descriptive recalled evidence, not a causal provider effect.</w:t>
+      <w:pPr>
+        <w:keepNext/>
+      </w:pPr>
+      <w:r>
+        <w:t>Ask: journey_recent30=1  Store: journey_transferred.</w:t>
       </w:r>
     </w:p>
     <w:p>
       <w:pPr>
-        <w:pStyle w:val="Heading1"/>
-      </w:pPr>
-      <w:r>
-        <w:rPr>
-          <w:color w:val="000000"/>
-        </w:rPr>
-        <w:t>Demographics and safeguards</w:t>
+        <w:keepNext/>
+      </w:pPr>
+      <w:r>
+        <w:t>Responses: 0 No; 1 Yes; 99 Do not know.</w:t>
       </w:r>
     </w:p>
     <w:p>
-      <w:pPr>
-        <w:pStyle w:val="Heading2"/>
-      </w:pPr>
-      <w:r>
-        <w:rPr>
-          <w:color w:val="000000"/>
-        </w:rPr>
-        <w:t>D1 How do you describe your gender?</w:t>
+      <w:r>
+        <w:t>Programming: A transfer within a call can occur with only one contact; ask directly. Distinct from the latest-call transferred item.</w:t>
       </w:r>
     </w:p>
     <w:p>
       <w:pPr>
+        <w:pStyle w:val="Heading2"/>
         <w:keepNext/>
-      </w:pPr>
-      <w:r>
-        <w:t>Response: Single response. Ask: all.</w:t>
+        <w:spacing w:before="200" w:after="100"/>
+      </w:pPr>
+      <w:r>
+        <w:t>Repeated information during the task</w:t>
       </w:r>
     </w:p>
     <w:p>
-      <w:r>
-        <w:t>Codes and programming: 1 Man; 2 Woman; 3 Another identity; 4 Prefer not to say.</w:t>
+      <w:pPr>
+        <w:keepNext/>
+      </w:pPr>
+      <w:r>
+        <w:rPr>
+          <w:b/>
+        </w:rPr>
+        <w:t xml:space="preserve">J4b  During this task were you required to repeat information you had already provided?</w:t>
+      </w:r>
+      <w:r>
+        <w:t/>
       </w:r>
     </w:p>
     <w:p>
       <w:pPr>
-        <w:pStyle w:val="Heading2"/>
-      </w:pPr>
-      <w:r>
-        <w:rPr>
-          <w:color w:val="000000"/>
-        </w:rPr>
-        <w:t>D2 Which province do you live in?</w:t>
+        <w:keepNext/>
+      </w:pPr>
+      <w:r>
+        <w:t>Ask: journey_recent30=1  Store: journey_repeat_info.</w:t>
       </w:r>
     </w:p>
     <w:p>
@@ -1723,23 +2542,22 @@
         <w:keepNext/>
       </w:pPr>
       <w:r>
-        <w:t>Response: Single response. Ask: all.</w:t>
+        <w:t>Responses: 0 No; 1 Yes; 99 Do not know.</w:t>
       </w:r>
     </w:p>
     <w:p>
       <w:r>
-        <w:t>Codes and programming: 1 Gauteng; 2 KwaZulu-Natal; 3 Western Cape; 4 Eastern Cape; 5 Limpopo; 6 Mpumalanga; 7 North West; 8 Free State; 9 Northern Cape.</w:t>
+        <w:t>Programming: Includes repetition within or between contacts; do not infer it from number of contacts.</w:t>
       </w:r>
     </w:p>
     <w:p>
       <w:pPr>
         <w:pStyle w:val="Heading2"/>
-      </w:pPr>
-      <w:r>
-        <w:rPr>
-          <w:color w:val="000000"/>
-        </w:rPr>
-        <w:t>D3 What is your monthly household income before tax?</w:t>
+        <w:keepNext/>
+        <w:spacing w:before="200" w:after="100"/>
+      </w:pPr>
+      <w:r>
+        <w:t>Whole task outcome</w:t>
       </w:r>
     </w:p>
     <w:p>
@@ -1747,126 +2565,897 @@
         <w:keepNext/>
       </w:pPr>
       <w:r>
-        <w:t>Response: Single response. Ask: all.</w:t>
+        <w:rPr>
+          <w:b/>
+        </w:rPr>
+        <w:t xml:space="preserve">J5  At the time of this interview, what was the overall outcome of that same task?</w:t>
+      </w:r>
+      <w:r>
+        <w:t/>
       </w:r>
     </w:p>
     <w:p>
-      <w:r>
-        <w:t>Codes and programming: 1 Below R15,000; 2 R15,000–R29,999; 3 R30,000–R49,999; 4 R50,000–R79,999; 5 R80,000 or more; 99 Prefer not to say.</w:t>
+      <w:pPr>
+        <w:keepNext/>
+      </w:pPr>
+      <w:r>
+        <w:t>Ask: journey_recent30=1  Store: journey_status.</w:t>
       </w:r>
     </w:p>
     <w:p>
       <w:pPr>
-        <w:pStyle w:val="Heading2"/>
-      </w:pPr>
-      <w:r>
-        <w:rPr>
-          <w:color w:val="000000"/>
-        </w:rPr>
-        <w:t>D4 Which best describes where you live?</w:t>
+        <w:keepNext/>
+      </w:pPr>
+      <w:r>
+        <w:t>Responses: 1 Completed; 2 Partly completed; 3 Unresolved or abandoned; 9 Still pending.</w:t>
       </w:r>
     </w:p>
     <w:p>
-      <w:pPr>
-        <w:keepNext/>
-      </w:pPr>
-      <w:r>
-        <w:t>Response: Single response. Ask: all.</w:t>
+      <w:r>
+        <w:t>Programming: journey_completed=1 for status 1, 0 for statuses 2–3, blank for pending status 9. Show the pending share separately; never silently count it as success or failure.</w:t>
       </w:r>
     </w:p>
     <w:p>
-      <w:r>
-        <w:t>Codes and programming: 1 Metro or city; 2 Town; 3 Rural area. Segment is a separate synthetic demonstration segment, not a validated socioeconomic or life-stage classification.</w:t>
+      <w:pPr>
+        <w:pStyle w:val="Heading2"/>
+        <w:keepNext/>
+        <w:spacing w:before="200" w:after="100"/>
+      </w:pPr>
+      <w:r>
+        <w:t>Whole task satisfaction</w:t>
       </w:r>
     </w:p>
     <w:p>
-      <w:r>
-        <w:t>Do not record personal identifiers or callback permission linked to real details in these fixtures. Repeated waves use independent people, so switching and retention remain intentions. A true churn study would need longitudinal customer outcomes and consented linkage. Preserve questions and scale direction across waves. Historical 0–10 results require their original definitions, not a made-up conversion to top two on five points.</w:t>
+      <w:pPr>
+        <w:keepNext/>
+      </w:pPr>
+      <w:r>
+        <w:rPr>
+          <w:b/>
+        </w:rPr>
+        <w:t xml:space="preserve">J6  Considering the whole task across all its contacts and channels, how satisfied are you?</w:t>
+      </w:r>
+      <w:r>
+        <w:t/>
       </w:r>
     </w:p>
     <w:p>
       <w:pPr>
-        <w:pStyle w:val="Heading1"/>
-      </w:pPr>
-      <w:r>
-        <w:rPr>
-          <w:color w:val="000000"/>
-        </w:rPr>
-        <w:t>References</w:t>
+        <w:keepNext/>
+      </w:pPr>
+      <w:r>
+        <w:t>Ask: journey_recent30=1  Store: journey_csat5.</w:t>
       </w:r>
     </w:p>
     <w:p>
       <w:pPr>
-        <w:ind w:left="360" w:hanging="360"/>
-      </w:pPr>
-      <w:r>
-        <w:t xml:space="preserve">American Customer Satisfaction Index. (n.d.). </w:t>
-      </w:r>
-      <w:r>
-        <w:rPr>
-          <w:i/>
-        </w:rPr>
-        <w:t>The science of customer satisfaction.</w:t>
-      </w:r>
-      <w:r>
-        <w:t xml:space="preserve">  https://theacsi.com/company/the-science-of-customer-satisfaction/</w:t>
+        <w:keepNext/>
+      </w:pPr>
+      <w:r>
+        <w:t>Responses: 1 Very dissatisfied; 2 Dissatisfied; 3 Neither satisfied nor dissatisfied; 4 Satisfied; 5 Very satisfied; 99 Do not know.</w:t>
       </w:r>
     </w:p>
     <w:p>
-      <w:pPr>
-        <w:ind w:left="360" w:hanging="360"/>
-      </w:pPr>
-      <w:r>
-        <w:t xml:space="preserve">Qualtrics. (2024, February 27). </w:t>
-      </w:r>
-      <w:r>
-        <w:rPr>
-          <w:i/>
-        </w:rPr>
-        <w:t>Customer experience metrics How to measure CX.</w:t>
-      </w:r>
-      <w:r>
-        <w:t xml:space="preserve">  https://www.qualtrics.com/en-au/articles/customer-experience/customer-experience-measurement-metrics/</w:t>
+      <w:r>
+        <w:t>Programming: Distinct from channel CSAT; never derive this from an average of channel ratings.</w:t>
       </w:r>
     </w:p>
     <w:p>
       <w:pPr>
-        <w:ind w:left="360" w:hanging="360"/>
-      </w:pPr>
-      <w:r>
-        <w:t xml:space="preserve">Parasuraman, A., Zeithaml, V. A., &amp; Berry, L. L. (1988). </w:t>
-      </w:r>
-      <w:r>
-        <w:rPr>
-          <w:i/>
-        </w:rPr>
-        <w:t>SERVQUAL A multiple-item scale for measuring consumer perceptions of service quality.</w:t>
-      </w:r>
-      <w:r>
-        <w:t xml:space="preserve"> Journal of Retailing, 64(1), 12–40. Accessible repository copy. https://zenodo.org/records/14579730</w:t>
+        <w:pStyle w:val="Heading2"/>
+        <w:keepNext/>
+        <w:spacing w:before="200" w:after="100"/>
+      </w:pPr>
+      <w:r>
+        <w:t>Whole task emotion reassured</w:t>
       </w:r>
     </w:p>
     <w:p>
       <w:pPr>
-        <w:ind w:left="360" w:hanging="360"/>
-      </w:pPr>
-      <w:r>
-        <w:t xml:space="preserve">Bain &amp; Company. (n.d.). </w:t>
-      </w:r>
+        <w:keepNext/>
+      </w:pPr>
       <w:r>
         <w:rPr>
-          <w:i/>
+          <w:b/>
         </w:rPr>
-        <w:t>Measuring your Net Promoter Score.</w:t>
-      </w:r>
-      <w:r>
-        <w:t xml:space="preserve">  https://www.netpromotersystem.com/about/measuring-your-net-promoter-score/</w:t>
+        <w:t xml:space="preserve">J7a  How much did this whole task leave you feeling reassured?</w:t>
+      </w:r>
+      <w:r>
+        <w:t/>
+      </w:r>
+    </w:p>
+    <w:p>
+      <w:pPr>
+        <w:keepNext/>
+      </w:pPr>
+      <w:r>
+        <w:t>Ask: journey_recent30=1  Store: journey_reassured5.</w:t>
+      </w:r>
+    </w:p>
+    <w:p>
+      <w:pPr>
+        <w:keepNext/>
+      </w:pPr>
+      <w:r>
+        <w:t>Responses: 1 Not at all; 2 A little; 3 Moderately; 4 Very; 5 Extremely; 99 Do not know.</w:t>
+      </w:r>
+    </w:p>
+    <w:p>
+      <w:r>
+        <w:t>Programming: Mixed positive and negative emotions are allowed; do not combine into an undocumented net score.</w:t>
+      </w:r>
+    </w:p>
+    <w:p>
+      <w:pPr>
+        <w:pStyle w:val="Heading2"/>
+        <w:keepNext/>
+        <w:spacing w:before="200" w:after="100"/>
+      </w:pPr>
+      <w:r>
+        <w:t>Whole task emotion valued</w:t>
+      </w:r>
+    </w:p>
+    <w:p>
+      <w:pPr>
+        <w:keepNext/>
+      </w:pPr>
+      <w:r>
+        <w:rPr>
+          <w:b/>
+        </w:rPr>
+        <w:t xml:space="preserve">J7b  How much did this whole task leave you feeling valued?</w:t>
+      </w:r>
+      <w:r>
+        <w:t/>
+      </w:r>
+    </w:p>
+    <w:p>
+      <w:pPr>
+        <w:keepNext/>
+      </w:pPr>
+      <w:r>
+        <w:t>Ask: journey_recent30=1  Store: journey_valued5.</w:t>
+      </w:r>
+    </w:p>
+    <w:p>
+      <w:pPr>
+        <w:keepNext/>
+      </w:pPr>
+      <w:r>
+        <w:t>Responses: 1 Not at all; 2 A little; 3 Moderately; 4 Very; 5 Extremely; 99 Do not know.</w:t>
+      </w:r>
+    </w:p>
+    <w:p>
+      <w:r>
+        <w:t>Programming: Mixed positive and negative emotions are allowed; do not combine into an undocumented net score.</w:t>
+      </w:r>
+    </w:p>
+    <w:p>
+      <w:pPr>
+        <w:pStyle w:val="Heading2"/>
+        <w:keepNext/>
+        <w:spacing w:before="200" w:after="100"/>
+      </w:pPr>
+      <w:r>
+        <w:t>Whole task emotion frustrated</w:t>
+      </w:r>
+    </w:p>
+    <w:p>
+      <w:pPr>
+        <w:keepNext/>
+      </w:pPr>
+      <w:r>
+        <w:rPr>
+          <w:b/>
+        </w:rPr>
+        <w:t xml:space="preserve">J7c  How much did this whole task leave you feeling frustrated?</w:t>
+      </w:r>
+      <w:r>
+        <w:t/>
+      </w:r>
+    </w:p>
+    <w:p>
+      <w:pPr>
+        <w:keepNext/>
+      </w:pPr>
+      <w:r>
+        <w:t>Ask: journey_recent30=1  Store: journey_frustrated5.</w:t>
+      </w:r>
+    </w:p>
+    <w:p>
+      <w:pPr>
+        <w:keepNext/>
+      </w:pPr>
+      <w:r>
+        <w:t>Responses: 1 Not at all; 2 A little; 3 Moderately; 4 Very; 5 Extremely; 99 Do not know.</w:t>
+      </w:r>
+    </w:p>
+    <w:p>
+      <w:r>
+        <w:t>Programming: Mixed positive and negative emotions are allowed; do not combine into an undocumented net score.</w:t>
+      </w:r>
+    </w:p>
+    <w:p>
+      <w:pPr>
+        <w:pStyle w:val="Heading2"/>
+        <w:keepNext/>
+        <w:spacing w:before="200" w:after="100"/>
+      </w:pPr>
+      <w:r>
+        <w:t>Whole task emotion anxious</w:t>
+      </w:r>
+    </w:p>
+    <w:p>
+      <w:pPr>
+        <w:keepNext/>
+      </w:pPr>
+      <w:r>
+        <w:rPr>
+          <w:b/>
+        </w:rPr>
+        <w:t xml:space="preserve">J7d  How much did this whole task leave you feeling anxious?</w:t>
+      </w:r>
+      <w:r>
+        <w:t/>
+      </w:r>
+    </w:p>
+    <w:p>
+      <w:pPr>
+        <w:keepNext/>
+      </w:pPr>
+      <w:r>
+        <w:t>Ask: journey_recent30=1  Store: journey_anxious5.</w:t>
+      </w:r>
+    </w:p>
+    <w:p>
+      <w:pPr>
+        <w:keepNext/>
+      </w:pPr>
+      <w:r>
+        <w:t>Responses: 1 Not at all; 2 A little; 3 Moderately; 4 Very; 5 Extremely; 99 Do not know.</w:t>
+      </w:r>
+    </w:p>
+    <w:p>
+      <w:r>
+        <w:t>Programming: Mixed positive and negative emotions are allowed; do not combine into an undocumented net score.</w:t>
+      </w:r>
+    </w:p>
+    <w:p>
+      <w:pPr>
+        <w:pStyle w:val="Heading2"/>
+        <w:keepNext/>
+        <w:spacing w:before="200" w:after="100"/>
+      </w:pPr>
+      <w:r>
+        <w:t>Whole task emotion angry</w:t>
+      </w:r>
+    </w:p>
+    <w:p>
+      <w:pPr>
+        <w:keepNext/>
+      </w:pPr>
+      <w:r>
+        <w:rPr>
+          <w:b/>
+        </w:rPr>
+        <w:t xml:space="preserve">J7f  How much did this whole task leave you feeling angry?</w:t>
+      </w:r>
+      <w:r>
+        <w:t/>
+      </w:r>
+    </w:p>
+    <w:p>
+      <w:pPr>
+        <w:keepNext/>
+      </w:pPr>
+      <w:r>
+        <w:t>Ask: journey_recent30=1  Store: journey_angry5.</w:t>
+      </w:r>
+    </w:p>
+    <w:p>
+      <w:pPr>
+        <w:keepNext/>
+      </w:pPr>
+      <w:r>
+        <w:t>Responses: 1 Not at all; 2 A little; 3 Moderately; 4 Very; 5 Extremely; 99 Do not know.</w:t>
+      </w:r>
+    </w:p>
+    <w:p>
+      <w:r>
+        <w:t>Programming: Mixed positive and negative emotions are allowed; do not combine into an undocumented net score.</w:t>
+      </w:r>
+    </w:p>
+    <w:p>
+      <w:pPr>
+        <w:pStyle w:val="Heading2"/>
+        <w:keepNext/>
+        <w:spacing w:before="200" w:after="100"/>
+      </w:pPr>
+      <w:r>
+        <w:t>Whole task emotion disappointed</w:t>
+      </w:r>
+    </w:p>
+    <w:p>
+      <w:pPr>
+        <w:keepNext/>
+      </w:pPr>
+      <w:r>
+        <w:rPr>
+          <w:b/>
+        </w:rPr>
+        <w:t xml:space="preserve">J7g  How much did this whole task leave you feeling disappointed?</w:t>
+      </w:r>
+      <w:r>
+        <w:t/>
+      </w:r>
+    </w:p>
+    <w:p>
+      <w:pPr>
+        <w:keepNext/>
+      </w:pPr>
+      <w:r>
+        <w:t>Ask: journey_recent30=1  Store: journey_disappointed5.</w:t>
+      </w:r>
+    </w:p>
+    <w:p>
+      <w:pPr>
+        <w:keepNext/>
+      </w:pPr>
+      <w:r>
+        <w:t>Responses: 1 Not at all; 2 A little; 3 Moderately; 4 Very; 5 Extremely; 99 Do not know.</w:t>
+      </w:r>
+    </w:p>
+    <w:p>
+      <w:r>
+        <w:t>Programming: Mixed positive and negative emotions are allowed; do not combine into an undocumented net score.</w:t>
+      </w:r>
+    </w:p>
+    <w:p>
+      <w:pPr>
+        <w:pStyle w:val="Heading2"/>
+        <w:keepNext/>
+        <w:spacing w:before="200" w:after="100"/>
+      </w:pPr>
+      <w:r>
+        <w:t>Why the task produced those emotions</w:t>
+      </w:r>
+    </w:p>
+    <w:p>
+      <w:pPr>
+        <w:keepNext/>
+      </w:pPr>
+      <w:r>
+        <w:rPr>
+          <w:b/>
+        </w:rPr>
+        <w:t xml:space="preserve">J7e  What about this whole task made you feel that way?</w:t>
+      </w:r>
+      <w:r>
+        <w:t/>
+      </w:r>
+    </w:p>
+    <w:p>
+      <w:pPr>
+        <w:keepNext/>
+      </w:pPr>
+      <w:r>
+        <w:t>Ask: journey_recent30=1  Store: journey_emotion_why_text.</w:t>
+      </w:r>
+    </w:p>
+    <w:p>
+      <w:r>
+        <w:t>Responses: Open text without personal identifiers.</w:t>
+      </w:r>
+    </w:p>
+    <w:p>
+      <w:pPr>
+        <w:pStyle w:val="Heading2"/>
+        <w:keepNext/>
+        <w:spacing w:before="200" w:after="100"/>
+      </w:pPr>
+      <w:r>
+        <w:t>Whole task preference</w:t>
+      </w:r>
+    </w:p>
+    <w:p>
+      <w:pPr>
+        <w:keepNext/>
+      </w:pPr>
+      <w:r>
+        <w:rPr>
+          <w:b/>
+        </w:rPr>
+        <w:t xml:space="preserve">J8  Does this whole task experience give you a reason to choose [COMPANY] over another provider?</w:t>
+      </w:r>
+      <w:r>
+        <w:t/>
+      </w:r>
+    </w:p>
+    <w:p>
+      <w:pPr>
+        <w:keepNext/>
+      </w:pPr>
+      <w:r>
+        <w:t>Ask: journey_recent30=1  Store: journey_preference5.</w:t>
+      </w:r>
+    </w:p>
+    <w:p>
+      <w:r>
+        <w:t>Responses: 1 Strongly disagree; 2 Disagree; 3 Neither agree nor disagree; 4 Agree; 5 Strongly agree; 99 Do not know.</w:t>
+      </w:r>
+    </w:p>
+    <w:p>
+      <w:pPr>
+        <w:pStyle w:val="Heading1"/>
+        <w:pageBreakBefore w:val="0"/>
+      </w:pPr>
+      <w:r>
+        <w:t>Recent comparable competitor experience</w:t>
+      </w:r>
+    </w:p>
+    <w:p>
+      <w:pPr>
+        <w:pStyle w:val="Heading2"/>
+        <w:keepNext/>
+        <w:spacing w:before="200" w:after="100"/>
+      </w:pPr>
+      <w:r>
+        <w:t>Recent same task use elsewhere</w:t>
+      </w:r>
+    </w:p>
+    <w:p>
+      <w:pPr>
+        <w:keepNext/>
+      </w:pPr>
+      <w:r>
+        <w:rPr>
+          <w:b/>
+        </w:rPr>
+        <w:t xml:space="preserve">B1  In the past 30 days have you personally attempted the same type of task with another provider?</w:t>
+      </w:r>
+      <w:r>
+        <w:t/>
+      </w:r>
+    </w:p>
+    <w:p>
+      <w:pPr>
+        <w:keepNext/>
+      </w:pPr>
+      <w:r>
+        <w:t>Ask: journey_recent30=1  Store: benchmark_recent_same_task30.</w:t>
+      </w:r>
+    </w:p>
+    <w:p>
+      <w:pPr>
+        <w:keepNext/>
+      </w:pPr>
+      <w:r>
+        <w:t>Responses: 0 No; 1 Yes; 99 Do not know.</w:t>
+      </w:r>
+    </w:p>
+    <w:p>
+      <w:r>
+        <w:t>Programming: If No or Do not know, leave B2a–B3 fields blank and comparison Not measured. Awareness or consideration is not personal use.</w:t>
+      </w:r>
+    </w:p>
+    <w:p>
+      <w:pPr>
+        <w:pStyle w:val="Heading2"/>
+        <w:keepNext/>
+        <w:spacing w:before="200" w:after="100"/>
+      </w:pPr>
+      <w:r>
+        <w:t>Other provider used</w:t>
+      </w:r>
+    </w:p>
+    <w:p>
+      <w:pPr>
+        <w:keepNext/>
+      </w:pPr>
+      <w:r>
+        <w:rPr>
+          <w:b/>
+        </w:rPr>
+        <w:t xml:space="preserve">B2a  Which other provider did you personally use for that comparable task?</w:t>
+      </w:r>
+      <w:r>
+        <w:t/>
+      </w:r>
+    </w:p>
+    <w:p>
+      <w:pPr>
+        <w:keepNext/>
+      </w:pPr>
+      <w:r>
+        <w:t>Ask: benchmark_recent_same_task30=1  Store: benchmark_provider.</w:t>
+      </w:r>
+    </w:p>
+    <w:p>
+      <w:pPr>
+        <w:keepNext/>
+      </w:pPr>
+      <w:r>
+        <w:t>Responses: 1 FNB; 2 Standard Bank; 3 Absa; 4 Nedbank; 5 Capitec; 6 Discovery Bank; 7 GoTyme Bank (formerly TymeBank).</w:t>
+      </w:r>
+    </w:p>
+    <w:p>
+      <w:r>
+        <w:t>Programming: Must differ from company. If several, select the most recent comparable task.</w:t>
+      </w:r>
+    </w:p>
+    <w:p>
+      <w:pPr>
+        <w:pStyle w:val="Heading2"/>
+        <w:keepNext/>
+        <w:spacing w:before="200" w:after="100"/>
+      </w:pPr>
+      <w:r>
+        <w:t>Other provider task type</w:t>
+      </w:r>
+    </w:p>
+    <w:p>
+      <w:pPr>
+        <w:keepNext/>
+      </w:pPr>
+      <w:r>
+        <w:rPr>
+          <w:b/>
+        </w:rPr>
+        <w:t xml:space="preserve">B2b  What type of task did you personally attempt with that other provider?</w:t>
+      </w:r>
+      <w:r>
+        <w:t/>
+      </w:r>
+    </w:p>
+    <w:p>
+      <w:pPr>
+        <w:keepNext/>
+      </w:pPr>
+      <w:r>
+        <w:t>Ask: benchmark_recent_same_task30=1  Store: benchmark_task.</w:t>
+      </w:r>
+    </w:p>
+    <w:p>
+      <w:pPr>
+        <w:keepNext/>
+      </w:pPr>
+      <w:r>
+        <w:t>Responses: 1 Payment or transfer; 2 Account balance or information; 3 Account or personal detail change; 4 Problem complaint or fraud concern; 5 Product advice or application; 6 Other.</w:t>
+      </w:r>
+    </w:p>
+    <w:p>
+      <w:r>
+        <w:t>Programming: Must equal journey_task. If different, recheck B1 and do not collect B3 as a comparable benchmark.</w:t>
+      </w:r>
+    </w:p>
+    <w:p>
+      <w:pPr>
+        <w:pStyle w:val="Heading2"/>
+        <w:keepNext/>
+        <w:spacing w:before="200" w:after="100"/>
+      </w:pPr>
+      <w:r>
+        <w:t>Other provider recency</w:t>
+      </w:r>
+    </w:p>
+    <w:p>
+      <w:pPr>
+        <w:keepNext/>
+      </w:pPr>
+      <w:r>
+        <w:rPr>
+          <w:b/>
+        </w:rPr>
+        <w:t xml:space="preserve">B2c  How many days ago was your most recent contact with that other provider about the task?</w:t>
+      </w:r>
+      <w:r>
+        <w:t/>
+      </w:r>
+    </w:p>
+    <w:p>
+      <w:pPr>
+        <w:keepNext/>
+      </w:pPr>
+      <w:r>
+        <w:t>Ask: benchmark_recent_same_task30=1  Store: benchmark_days_ago.</w:t>
+      </w:r>
+    </w:p>
+    <w:p>
+      <w:pPr>
+        <w:keepNext/>
+      </w:pPr>
+      <w:r>
+        <w:t>Responses: Integer 0–30.</w:t>
+      </w:r>
+    </w:p>
+    <w:p>
+      <w:r>
+        <w:t>Programming: Outside the window the comparison is Not measured, not zero.</w:t>
+      </w:r>
+    </w:p>
+    <w:p>
+      <w:pPr>
+        <w:pStyle w:val="Heading2"/>
+        <w:keepNext/>
+        <w:spacing w:before="200" w:after="100"/>
+      </w:pPr>
+      <w:r>
+        <w:t>Other provider channel</w:t>
+      </w:r>
+    </w:p>
+    <w:p>
+      <w:pPr>
+        <w:keepNext/>
+      </w:pPr>
+      <w:r>
+        <w:rPr>
+          <w:b/>
+        </w:rPr>
+        <w:t xml:space="preserve">B2d  Which channel did you use for that other provider task experience?</w:t>
+      </w:r>
+      <w:r>
+        <w:t/>
+      </w:r>
+    </w:p>
+    <w:p>
+      <w:pPr>
+        <w:keepNext/>
+      </w:pPr>
+      <w:r>
+        <w:t>Ask: benchmark_recent_same_task30=1  Store: benchmark_channel.</w:t>
+      </w:r>
+    </w:p>
+    <w:p>
+      <w:pPr>
+        <w:keepNext/>
+      </w:pPr>
+      <w:r>
+        <w:t>Responses: 1 Call centre; 2 Branch; 3 Digital self service; 4 Messaging or live chat.</w:t>
+      </w:r>
+    </w:p>
+    <w:p>
+      <w:r>
+        <w:t>Programming: For a channel-specific comparison additionally require a single-channel main-provider journey and the same benchmark channel.</w:t>
+      </w:r>
+    </w:p>
+    <w:p>
+      <w:pPr>
+        <w:pStyle w:val="Heading2"/>
+        <w:keepNext/>
+        <w:spacing w:before="200" w:after="100"/>
+      </w:pPr>
+      <w:r>
+        <w:t>Other provider whole task satisfaction</w:t>
+      </w:r>
+    </w:p>
+    <w:p>
+      <w:pPr>
+        <w:keepNext/>
+      </w:pPr>
+      <w:r>
+        <w:rPr>
+          <w:b/>
+        </w:rPr>
+        <w:t xml:space="preserve">B3  Considering that whole task with [OTHER PROVIDER], how satisfied were you?</w:t>
+      </w:r>
+      <w:r>
+        <w:t/>
+      </w:r>
+    </w:p>
+    <w:p>
+      <w:pPr>
+        <w:keepNext/>
+      </w:pPr>
+      <w:r>
+        <w:t>Ask: B2 confirms personal use, different provider, same task type and 0–30 days  Store: benchmark_csat5.</w:t>
+      </w:r>
+    </w:p>
+    <w:p>
+      <w:pPr>
+        <w:keepNext/>
+      </w:pPr>
+      <w:r>
+        <w:t>Responses: 1 Very dissatisfied; 2 Dissatisfied; 3 Neither satisfied nor dissatisfied; 4 Satisfied; 5 Very satisfied; 99 Do not know.</w:t>
+      </w:r>
+    </w:p>
+    <w:p>
+      <w:r>
+        <w:t>Programming: Derive benchmark_gap5=journey_csat5 minus benchmark_csat5 only when both are valid 1–5 and comparability holds. Positive favours the main provider. Report paired raw and weighted bases; this is recalled descriptive evidence, not a causal provider effect.</w:t>
+      </w:r>
+    </w:p>
+    <w:p>
+      <w:pPr>
+        <w:pStyle w:val="Heading1"/>
+        <w:pageBreakBefore w:val="0"/>
+      </w:pPr>
+      <w:r>
+        <w:t>Demographics asked once and interview close</w:t>
+      </w:r>
+    </w:p>
+    <w:p>
+      <w:pPr>
+        <w:pStyle w:val="Heading2"/>
+        <w:keepNext/>
+        <w:spacing w:before="200" w:after="100"/>
+      </w:pPr>
+      <w:r>
+        <w:t>Gender</w:t>
+      </w:r>
+    </w:p>
+    <w:p>
+      <w:pPr>
+        <w:keepNext/>
+      </w:pPr>
+      <w:r>
+        <w:rPr>
+          <w:b/>
+        </w:rPr>
+        <w:t xml:space="preserve">D1  How do you describe your gender?</w:t>
+      </w:r>
+      <w:r>
+        <w:t/>
+      </w:r>
+    </w:p>
+    <w:p>
+      <w:pPr>
+        <w:keepNext/>
+      </w:pPr>
+      <w:r>
+        <w:t>Ask: all customers, once only  Store: gender.</w:t>
+      </w:r>
+    </w:p>
+    <w:p>
+      <w:r>
+        <w:t>Responses: 1 Man; 2 Woman; 3 Another identity; 4 Prefer not to say.</w:t>
+      </w:r>
+    </w:p>
+    <w:p>
+      <w:pPr>
+        <w:pStyle w:val="Heading2"/>
+        <w:keepNext/>
+        <w:spacing w:before="200" w:after="100"/>
+      </w:pPr>
+      <w:r>
+        <w:t>Province</w:t>
+      </w:r>
+    </w:p>
+    <w:p>
+      <w:pPr>
+        <w:keepNext/>
+      </w:pPr>
+      <w:r>
+        <w:rPr>
+          <w:b/>
+        </w:rPr>
+        <w:t xml:space="preserve">D2  Which province do you live in?</w:t>
+      </w:r>
+      <w:r>
+        <w:t/>
+      </w:r>
+    </w:p>
+    <w:p>
+      <w:pPr>
+        <w:keepNext/>
+      </w:pPr>
+      <w:r>
+        <w:t>Ask: all customers, once only  Store: province.</w:t>
+      </w:r>
+    </w:p>
+    <w:p>
+      <w:r>
+        <w:t>Responses: 1 Gauteng; 2 KwaZulu-Natal; 3 Western Cape; 4 Eastern Cape; 5 Limpopo; 6 Mpumalanga; 7 North West; 8 Free State; 9 Northern Cape.</w:t>
+      </w:r>
+    </w:p>
+    <w:p>
+      <w:pPr>
+        <w:pStyle w:val="Heading2"/>
+        <w:keepNext/>
+        <w:spacing w:before="200" w:after="100"/>
+      </w:pPr>
+      <w:r>
+        <w:t>Household income</w:t>
+      </w:r>
+    </w:p>
+    <w:p>
+      <w:pPr>
+        <w:keepNext/>
+      </w:pPr>
+      <w:r>
+        <w:rPr>
+          <w:b/>
+        </w:rPr>
+        <w:t xml:space="preserve">D3  What is your monthly household income before tax?</w:t>
+      </w:r>
+      <w:r>
+        <w:t/>
+      </w:r>
+    </w:p>
+    <w:p>
+      <w:pPr>
+        <w:keepNext/>
+      </w:pPr>
+      <w:r>
+        <w:t>Ask: all customers, once only  Store: income.</w:t>
+      </w:r>
+    </w:p>
+    <w:p>
+      <w:r>
+        <w:t>Responses: 1 Below R15,000; 2 R15,000–R29,999; 3 R30,000–R49,999; 4 R50,000–R79,999; 5 R80,000 or more; 99 Prefer not to say.</w:t>
+      </w:r>
+    </w:p>
+    <w:p>
+      <w:pPr>
+        <w:pStyle w:val="Heading2"/>
+        <w:keepNext/>
+        <w:spacing w:before="200" w:after="100"/>
+      </w:pPr>
+      <w:r>
+        <w:t>Settlement</w:t>
+      </w:r>
+    </w:p>
+    <w:p>
+      <w:pPr>
+        <w:keepNext/>
+      </w:pPr>
+      <w:r>
+        <w:rPr>
+          <w:b/>
+        </w:rPr>
+        <w:t xml:space="preserve">D4  Which best describes where you live?</w:t>
+      </w:r>
+      <w:r>
+        <w:t/>
+      </w:r>
+    </w:p>
+    <w:p>
+      <w:pPr>
+        <w:keepNext/>
+      </w:pPr>
+      <w:r>
+        <w:t>Ask: all customers, once only  Store: settlement.</w:t>
+      </w:r>
+    </w:p>
+    <w:p>
+      <w:r>
+        <w:t>Responses: 1 Metro or city; 2 Town; 3 Rural area.</w:t>
+      </w:r>
+    </w:p>
+    <w:p>
+      <w:pPr>
+        <w:keepLines/>
+      </w:pPr>
+      <w:r>
+        <w:t>Finish this company instrument, then administer the separate channel instrument for each used channel. If no channel was used, thank the respondent and close. Weight and segment are processing fields, not additional questions. Retain the supplied positive relative weight and segment codes 1 Segment 1, 2 Segment 2 and 3 Segment 3. Segment is a demonstration classification, not a validated socioeconomic or life stage measure.</w:t>
+      </w:r>
+    </w:p>
+    <w:p>
+      <w:pPr>
+        <w:pStyle w:val="Heading1"/>
+        <w:pageBreakBefore w:val="0"/>
+      </w:pPr>
+      <w:r>
+        <w:t>Storage and final checks</w:t>
+      </w:r>
+    </w:p>
+    <w:p>
+      <w:r>
+        <w:t>Save exactly one 100 field Respondents record per (wave, respondent_id), retaining all 98 baseline company fields unchanged and adding journey_angry5 and journey_disappointed5. SYS and DERIVED fields are administration or processing fields, not additional interview questions. The matching master codebook and embedded metadata define their exact labels, codes and derivations.</w:t>
+      </w:r>
+    </w:p>
+    <w:p>
+      <w:r>
+        <w:t>Join linked Experiences only within the same study and sector using (wave, respondent_id), and verify company and all shared context. Never join by company alone or row position. Company and journey results count each person once with the original weight; a one to many experience join must not inflate their bases. Channel experiences may concern different needs from the anchored journey.</w:t>
+      </w:r>
+    </w:p>
+    <w:p>
+      <w:r>
+        <w:t>Use Banking_CSM_Relationship_Wave_1.xlsx through Wave_3.xlsx or Banking_CSM_Relationship_All_Waves.xlsx, never both. The pooled file is the exact 3,000 row concatenation with unchanged waves and weights. Choose the separate or combined format, never both representations in one analysis. Keep the 500 optional focal noncustomers per wave separate from current customer denominators.</w:t>
       </w:r>
     </w:p>
     <w:sectPr>
       <w:footerReference w:type="default" r:id="rId9"/>
       <w:pgSz w:w="12240" w:h="15840"/>
-      <w:pgMar w:top="936" w:right="1080" w:bottom="936" w:left="1080" w:header="720" w:footer="720" w:gutter="0"/>
+      <w:pgMar w:top="1008" w:right="1080" w:bottom="936" w:left="1080" w:header="720" w:footer="720" w:gutter="0"/>
       <w:cols w:space="720"/>
       <w:docGrid w:linePitch="360"/>
     </w:sectPr>
@@ -1881,9 +3470,7 @@
       <w:pStyle w:val="Footer"/>
       <w:jc w:val="right"/>
     </w:pPr>
-    <w:r>
-      <w:t xml:space="preserve">Customer satisfaction tracking | </w:t>
-    </w:r>
+    <w:r/>
     <w:fldSimple w:instr="PAGE"/>
   </w:p>
 </w:ftr>
@@ -2253,11 +3840,12 @@
     <w:qFormat/>
     <w:rsid w:val="00FC693F"/>
     <w:pPr>
-      <w:spacing w:after="60" w:line="247" w:lineRule="auto"/>
+      <w:spacing w:after="120" w:line="252" w:lineRule="auto"/>
     </w:pPr>
     <w:rPr>
-      <w:rFonts w:ascii="Calibri" w:hAnsi="Calibri"/>
-      <w:sz w:val="20"/>
+      <w:rFonts w:ascii="Arial" w:hAnsi="Arial"/>
+      <w:color w:val="000000"/>
+      <w:sz w:val="22"/>
     </w:rPr>
   </w:style>
   <w:style w:type="paragraph" w:styleId="Header">
@@ -2315,15 +3903,15 @@
     <w:pPr>
       <w:keepNext/>
       <w:keepLines/>
-      <w:spacing w:before="480" w:after="0"/>
+      <w:spacing w:before="240" w:after="120"/>
       <w:outlineLvl w:val="0"/>
     </w:pPr>
     <w:rPr>
-      <w:rFonts w:asciiTheme="majorHAnsi" w:eastAsiaTheme="majorEastAsia" w:hAnsiTheme="majorHAnsi" w:cstheme="majorBidi" w:ascii="Calibri" w:hAnsi="Calibri"/>
+      <w:rFonts w:asciiTheme="majorHAnsi" w:eastAsiaTheme="majorEastAsia" w:hAnsiTheme="majorHAnsi" w:cstheme="majorBidi" w:ascii="Arial" w:hAnsi="Arial"/>
       <w:b/>
       <w:bCs/>
       <w:color w:val="000000"/>
-      <w:sz w:val="34"/>
+      <w:sz w:val="30"/>
       <w:szCs w:val="28"/>
     </w:rPr>
   </w:style>
@@ -2339,15 +3927,15 @@
     <w:pPr>
       <w:keepNext/>
       <w:keepLines/>
-      <w:spacing w:before="120" w:after="40"/>
+      <w:spacing w:before="160" w:after="120"/>
       <w:outlineLvl w:val="1"/>
     </w:pPr>
     <w:rPr>
-      <w:rFonts w:asciiTheme="majorHAnsi" w:eastAsiaTheme="majorEastAsia" w:hAnsiTheme="majorHAnsi" w:cstheme="majorBidi" w:ascii="Calibri" w:hAnsi="Calibri"/>
+      <w:rFonts w:asciiTheme="majorHAnsi" w:eastAsiaTheme="majorEastAsia" w:hAnsiTheme="majorHAnsi" w:cstheme="majorBidi" w:ascii="Arial" w:hAnsi="Arial"/>
       <w:b/>
       <w:bCs/>
       <w:color w:val="000000"/>
-      <w:sz w:val="24"/>
+      <w:sz w:val="22"/>
       <w:szCs w:val="26"/>
     </w:rPr>
   </w:style>
@@ -2363,11 +3951,11 @@
     <w:pPr>
       <w:keepNext/>
       <w:keepLines/>
-      <w:spacing w:before="200" w:after="0"/>
+      <w:spacing w:before="200" w:after="120"/>
       <w:outlineLvl w:val="2"/>
     </w:pPr>
     <w:rPr>
-      <w:rFonts w:asciiTheme="majorHAnsi" w:eastAsiaTheme="majorEastAsia" w:hAnsiTheme="majorHAnsi" w:cstheme="majorBidi"/>
+      <w:rFonts w:asciiTheme="majorHAnsi" w:eastAsiaTheme="majorEastAsia" w:hAnsiTheme="majorHAnsi" w:cstheme="majorBidi" w:ascii="Arial" w:hAnsi="Arial"/>
       <w:b/>
       <w:bCs/>
       <w:color w:val="000000"/>
@@ -2601,15 +4189,16 @@
     <w:qFormat/>
     <w:rsid w:val="00FC693F"/>
     <w:pPr>
-      <w:spacing w:after="300" w:line="240" w:lineRule="auto"/>
+      <w:spacing w:after="120" w:line="240" w:lineRule="auto"/>
       <w:contextualSpacing/>
     </w:pPr>
     <w:rPr>
-      <w:rFonts w:asciiTheme="majorHAnsi" w:eastAsiaTheme="majorEastAsia" w:hAnsiTheme="majorHAnsi" w:cstheme="majorBidi" w:ascii="Calibri" w:hAnsi="Calibri"/>
+      <w:rFonts w:asciiTheme="majorHAnsi" w:eastAsiaTheme="majorEastAsia" w:hAnsiTheme="majorHAnsi" w:cstheme="majorBidi" w:ascii="Arial" w:hAnsi="Arial"/>
+      <w:b/>
       <w:color w:val="000000"/>
       <w:spacing w:val="5"/>
       <w:kern w:val="28"/>
-      <w:sz w:val="54"/>
+      <w:sz w:val="44"/>
       <w:szCs w:val="52"/>
     </w:rPr>
   </w:style>
@@ -2640,9 +4229,10 @@
       <w:numPr>
         <w:ilvl w:val="1"/>
       </w:numPr>
+      <w:spacing w:after="120"/>
     </w:pPr>
     <w:rPr>
-      <w:rFonts w:asciiTheme="majorHAnsi" w:eastAsiaTheme="majorEastAsia" w:hAnsiTheme="majorHAnsi" w:cstheme="majorBidi"/>
+      <w:rFonts w:asciiTheme="majorHAnsi" w:eastAsiaTheme="majorEastAsia" w:hAnsiTheme="majorHAnsi" w:cstheme="majorBidi" w:ascii="Arial" w:hAnsi="Arial"/>
       <w:i/>
       <w:iCs/>
       <w:color w:val="000000"/>
